--- a/LD-01_数据接入详细设计.docx
+++ b/LD-01_数据接入详细设计.docx
@@ -514,7 +514,542 @@
     <w:p>
       <w:pPr/>
       <w:r>
-        <w:t>ICP 只提供 REST 接口，不做库复制。轮询周期 2 至 10 秒，具体值取决于 ICP 侧的限流策略（IR-08 至 IR-11）。</w:t>
+        <w:t>ICP 只提供 REST 接口，不做库复制（CN-21）。但「REST 接口」不是一条通道。读完 CloudICP V100R023C00 的 CMS Server 部分，对本方有用的面只有五组：鉴权 userauth、配置同步 synwas、历史指标 hindex、实时指标 rindex 与实时查询 real、话单报表 reports。其余各部分（Agent Server、ICS Server、ActiveX 组件）是话务台软件要调的坐席控制面，本方一个都不会用。</w:t>
+      </w:r>
+    </w:p>
+    <w:p>
+      <w:pPr>
+        <w:pStyle w:val="Heading2"/>
+      </w:pPr>
+      <w:r>
+        <w:t>4.1  两条通道，不是一条</w:t>
+      </w:r>
+    </w:p>
+    <w:p>
+      <w:pPr/>
+      <w:r>
+        <w:t>分界线写在接口的前置条件里：hindex 的每一个接口都要求「报表脚本已执行、话单已正确导入数据库」，而 rindex 与 real 没有这个要求。也就是说历史指标的新鲜度由 ICP 侧的报表批决定，实时指标则是即时的。这不是两种精度，是两种性质。</w:t>
+      </w:r>
+    </w:p>
+    <w:p>
+      <w:pPr/>
+      <w:r>
+        <w:t>据此分两条通道。话单通道取原始话单，承载全部进入考核与封账的指标；实时通道取瞬时快照，只供墙面大屏与实时看板。两条通道各自独立推进，互不作为对方的补救手段。</w:t>
+      </w:r>
+    </w:p>
+    <w:p>
+      <w:pPr>
+        <w:pStyle w:val="Heading2"/>
+      </w:pPr>
+      <w:r>
+        <w:t>4.2  话单通道（IF-03a）</w:t>
+      </w:r>
+    </w:p>
+    <w:p>
+      <w:pPr/>
+      <w:r>
+        <w:t>接口为 POST /cmsgateway/resource/reports/vdnvoicecalldetail，返回的是 CSV 附件而不是 JSON，因此在本方按文件接入处理：落地、校验、入 raw、原文件归档（5.1 的流程）。</w:t>
+      </w:r>
+    </w:p>
+    <w:tbl>
+      <w:tblPr>
+        <w:tblW w:type="auto" w:w="0"/>
+        <w:jc w:val="center"/>
+        <w:tblLayout w:type="fixed"/>
+        <w:tblLook w:firstColumn="1" w:firstRow="1" w:lastColumn="0" w:lastRow="0" w:noHBand="0" w:noVBand="1" w:val="04A0"/>
+        <w:tblLayout w:type="fixed"/>
+        <w:tblBorders>
+          <w:top w:val="single" w:sz="4" w:space="0" w:color="BFC7D2"/>
+          <w:left w:val="single" w:sz="4" w:space="0" w:color="BFC7D2"/>
+          <w:bottom w:val="single" w:sz="4" w:space="0" w:color="BFC7D2"/>
+          <w:right w:val="single" w:sz="4" w:space="0" w:color="BFC7D2"/>
+          <w:insideH w:val="single" w:sz="4" w:space="0" w:color="BFC7D2"/>
+          <w:insideV w:val="single" w:sz="4" w:space="0" w:color="BFC7D2"/>
+        </w:tblBorders>
+      </w:tblPr>
+      <w:tblGrid>
+        <w:gridCol w:w="3969"/>
+        <w:gridCol w:w="4989"/>
+      </w:tblGrid>
+      <w:tr>
+        <w:trPr>
+          <w:tblHeader/>
+        </w:trPr>
+        <w:tc>
+          <w:tcPr>
+            <w:tcW w:type="dxa" w:w="3969"/>
+            <w:shd w:val="clear" w:fill="EEF2FD"/>
+          </w:tcPr>
+          <w:p>
+            <w:pPr>
+              <w:spacing w:after="40" w:before="40"/>
+            </w:pPr>
+            <w:r>
+              <w:t>项目</w:t>
+            </w:r>
+          </w:p>
+        </w:tc>
+        <w:tc>
+          <w:tcPr>
+            <w:tcW w:type="dxa" w:w="4989"/>
+            <w:shd w:val="clear" w:fill="EEF2FD"/>
+          </w:tcPr>
+          <w:p>
+            <w:pPr>
+              <w:spacing w:after="40" w:before="40"/>
+            </w:pPr>
+            <w:r>
+              <w:t>取值与含义</w:t>
+            </w:r>
+          </w:p>
+        </w:tc>
+      </w:tr>
+      <w:tr>
+        <w:trPr>
+          <w:tblHeader/>
+        </w:trPr>
+        <w:tc>
+          <w:tcPr>
+            <w:tcW w:type="dxa" w:w="3969"/>
+            <w:shd w:val="clear" w:fill="EEF2FD"/>
+          </w:tcPr>
+          <w:p>
+            <w:pPr>
+              <w:spacing w:after="40" w:before="40"/>
+            </w:pPr>
+            <w:r>
+              <w:rPr>
+                <w:b w:val="0"/>
+              </w:rPr>
+              <w:t>过滤字段</w:t>
+            </w:r>
+          </w:p>
+        </w:tc>
+        <w:tc>
+          <w:tcPr>
+            <w:tcW w:type="dxa" w:w="4989"/>
+            <w:shd w:val="clear" w:fill="EEF2FD"/>
+          </w:tcPr>
+          <w:p>
+            <w:pPr>
+              <w:spacing w:after="40" w:before="40"/>
+            </w:pPr>
+            <w:r>
+              <w:rPr>
+                <w:b w:val="0"/>
+              </w:rPr>
+              <w:t>WAITBEGIN，呼叫进入该设备的时刻。本方水位字段取自它，不取 CALLEND。</w:t>
+            </w:r>
+          </w:p>
+        </w:tc>
+      </w:tr>
+      <w:tr>
+        <w:trPr>
+          <w:tblHeader/>
+        </w:trPr>
+        <w:tc>
+          <w:tcPr>
+            <w:tcW w:type="dxa" w:w="3969"/>
+            <w:shd w:val="clear" w:fill="EEF2FD"/>
+          </w:tcPr>
+          <w:p>
+            <w:pPr>
+              <w:spacing w:after="40" w:before="40"/>
+            </w:pPr>
+            <w:r>
+              <w:rPr>
+                <w:b w:val="0"/>
+              </w:rPr>
+              <w:t>窗口上限</w:t>
+            </w:r>
+          </w:p>
+        </w:tc>
+        <w:tc>
+          <w:tcPr>
+            <w:tcW w:type="dxa" w:w="4989"/>
+            <w:shd w:val="clear" w:fill="EEF2FD"/>
+          </w:tcPr>
+          <w:p>
+            <w:pPr>
+              <w:spacing w:after="40" w:before="40"/>
+            </w:pPr>
+            <w:r>
+              <w:rPr>
+                <w:b w:val="0"/>
+              </w:rPr>
+              <w:t>24 小时。回补历史须按天切片，串行执行。</w:t>
+            </w:r>
+          </w:p>
+        </w:tc>
+      </w:tr>
+      <w:tr>
+        <w:trPr>
+          <w:tblHeader/>
+        </w:trPr>
+        <w:tc>
+          <w:tcPr>
+            <w:tcW w:type="dxa" w:w="3969"/>
+            <w:shd w:val="clear" w:fill="EEF2FD"/>
+          </w:tcPr>
+          <w:p>
+            <w:pPr>
+              <w:spacing w:after="40" w:before="40"/>
+            </w:pPr>
+            <w:r>
+              <w:rPr>
+                <w:b w:val="0"/>
+              </w:rPr>
+              <w:t>窗口下限</w:t>
+            </w:r>
+          </w:p>
+        </w:tc>
+        <w:tc>
+          <w:tcPr>
+            <w:tcW w:type="dxa" w:w="4989"/>
+            <w:shd w:val="clear" w:fill="EEF2FD"/>
+          </w:tcPr>
+          <w:p>
+            <w:pPr>
+              <w:spacing w:after="40" w:before="40"/>
+            </w:pPr>
+            <w:r>
+              <w:rPr>
+                <w:b w:val="0"/>
+              </w:rPr>
+              <w:t>5 秒。</w:t>
+            </w:r>
+          </w:p>
+        </w:tc>
+      </w:tr>
+      <w:tr>
+        <w:trPr>
+          <w:tblHeader/>
+        </w:trPr>
+        <w:tc>
+          <w:tcPr>
+            <w:tcW w:type="dxa" w:w="3969"/>
+            <w:shd w:val="clear" w:fill="EEF2FD"/>
+          </w:tcPr>
+          <w:p>
+            <w:pPr>
+              <w:spacing w:after="40" w:before="40"/>
+            </w:pPr>
+            <w:r>
+              <w:rPr>
+                <w:b w:val="0"/>
+              </w:rPr>
+              <w:t>并发</w:t>
+            </w:r>
+          </w:p>
+        </w:tc>
+        <w:tc>
+          <w:tcPr>
+            <w:tcW w:type="dxa" w:w="4989"/>
+            <w:shd w:val="clear" w:fill="EEF2FD"/>
+          </w:tcPr>
+          <w:p>
+            <w:pPr>
+              <w:spacing w:after="40" w:before="40"/>
+            </w:pPr>
+            <w:r>
+              <w:rPr>
+                <w:b w:val="0"/>
+              </w:rPr>
+              <w:t>文档明确不支持并发下载。本接口的接入并发度恒为 1，禁止在编排侧并行切片——这是接口约束，不是调优参数。</w:t>
+            </w:r>
+          </w:p>
+        </w:tc>
+      </w:tr>
+      <w:tr>
+        <w:trPr>
+          <w:tblHeader/>
+        </w:trPr>
+        <w:tc>
+          <w:tcPr>
+            <w:tcW w:type="dxa" w:w="3969"/>
+            <w:shd w:val="clear" w:fill="EEF2FD"/>
+          </w:tcPr>
+          <w:p>
+            <w:pPr>
+              <w:spacing w:after="40" w:before="40"/>
+            </w:pPr>
+            <w:r>
+              <w:rPr>
+                <w:b w:val="0"/>
+              </w:rPr>
+              <w:t>返回形态</w:t>
+            </w:r>
+          </w:p>
+        </w:tc>
+        <w:tc>
+          <w:tcPr>
+            <w:tcW w:type="dxa" w:w="4989"/>
+            <w:shd w:val="clear" w:fill="EEF2FD"/>
+          </w:tcPr>
+          <w:p>
+            <w:pPr>
+              <w:spacing w:after="40" w:before="40"/>
+            </w:pPr>
+            <w:r>
+              <w:rPr>
+                <w:b w:val="0"/>
+              </w:rPr>
+              <w:t>CSV 附件（Content-Disposition 带文件名），按 CALLEND 降序。</w:t>
+            </w:r>
+          </w:p>
+        </w:tc>
+      </w:tr>
+      <w:tr>
+        <w:trPr>
+          <w:tblHeader/>
+        </w:trPr>
+        <w:tc>
+          <w:tcPr>
+            <w:tcW w:type="dxa" w:w="3969"/>
+            <w:shd w:val="clear" w:fill="EEF2FD"/>
+          </w:tcPr>
+          <w:p>
+            <w:pPr>
+              <w:spacing w:after="40" w:before="40"/>
+            </w:pPr>
+            <w:r>
+              <w:rPr>
+                <w:b w:val="0"/>
+              </w:rPr>
+              <w:t>排序</w:t>
+            </w:r>
+          </w:p>
+        </w:tc>
+        <w:tc>
+          <w:tcPr>
+            <w:tcW w:type="dxa" w:w="4989"/>
+            <w:shd w:val="clear" w:fill="EEF2FD"/>
+          </w:tcPr>
+          <w:p>
+            <w:pPr>
+              <w:spacing w:after="40" w:before="40"/>
+            </w:pPr>
+            <w:r>
+              <w:rPr>
+                <w:b w:val="0"/>
+              </w:rPr>
+              <w:t>降序排列不可用于增量判断。顺序是呈现属性，水位一律由 WAITBEGIN 推进。</w:t>
+            </w:r>
+          </w:p>
+        </w:tc>
+      </w:tr>
+      <w:tr>
+        <w:trPr>
+          <w:tblHeader/>
+        </w:trPr>
+        <w:tc>
+          <w:tcPr>
+            <w:tcW w:type="dxa" w:w="3969"/>
+            <w:shd w:val="clear" w:fill="EEF2FD"/>
+          </w:tcPr>
+          <w:p>
+            <w:pPr>
+              <w:spacing w:after="40" w:before="40"/>
+            </w:pPr>
+            <w:r>
+              <w:rPr>
+                <w:b w:val="0"/>
+              </w:rPr>
+              <w:t>鉴权</w:t>
+            </w:r>
+          </w:p>
+        </w:tc>
+        <w:tc>
+          <w:tcPr>
+            <w:tcW w:type="dxa" w:w="4989"/>
+            <w:shd w:val="clear" w:fill="EEF2FD"/>
+          </w:tcPr>
+          <w:p>
+            <w:pPr>
+              <w:spacing w:after="40" w:before="40"/>
+            </w:pPr>
+            <w:r>
+              <w:rPr>
+                <w:b w:val="0"/>
+              </w:rPr>
+              <w:t>请求头 cmsgateway-token，取自 4.7 的服务账号。</w:t>
+            </w:r>
+          </w:p>
+        </w:tc>
+      </w:tr>
+    </w:tbl>
+    <w:p>
+      <w:pPr/>
+      <w:r>
+        <w:t>话单共 18 列：CALLID、CALLIDNUM、CALLERNO、CALLEENO、WAITBEGIN、WAITEND、ACKBEGIN、ACKEND、CALLBEGIN、CALLEND、DEVICETYPE、DEVICENO、DEVICEIN、WAITCAUSE、RELEASECAUSE、CALLTYPE、UCENTERREASON、UCLEAVEREASON。逐列登记按 2.3 办，不另列。</w:t>
+      </w:r>
+    </w:p>
+    <w:p>
+      <w:pPr>
+        <w:pStyle w:val="Heading2"/>
+      </w:pPr>
+      <w:r>
+        <w:t>4.3  粒度：一通呼叫对应多张话单</w:t>
+      </w:r>
+    </w:p>
+    <w:p>
+      <w:pPr/>
+      <w:r>
+        <w:t>这是本章最要紧的一条。话单不是「一通电话一行」，而是「呼叫每经过一个设备一行」。CALLIDNUM 是同一通呼叫内部的话单序号，1 为第一张，-1 为最后一张；DEVICETYPE 标明该设备的类型（1 技能队列、2 坐席、3 IVR，另有会议、路由脚本等），DEVICENO 为设备编号——设备为坐席时即坐席工号。</w:t>
+      </w:r>
+    </w:p>
+    <w:p>
+      <w:pPr/>
+      <w:r>
+        <w:t>所有时间字段都是相对该设备而言的：WAITBEGIN 与 WAITEND 是在这个设备上的等待，CALLBEGIN 与 CALLEND 是在这个设备上的通话；文档另给出两个恒等式：ACKBEGIN = WAITEND，CALLBEGIN = ACKEND。因此「用户等了多久」取技能队列那张话单，「接警员通话多久」取坐席那张，而「整通电话多久」必须按 CALLID 聚合——任何单独一张话单都答不了这个问题。放弃呼叫的判定同理：有队列腿而无坐席腿。</w:t>
+      </w:r>
+    </w:p>
+    <w:p>
+      <w:pPr/>
+      <w:r>
+        <w:t>raw 层按话单行原样落，不在接入侧做通话级聚合。通话级事实是 core 与 mart 的事（LD-02）。理由与 DD-58 一致：raw 层不做解释。接入侧一旦先聚合，所有口径分歧就失去了可回溯的底稿。</w:t>
+      </w:r>
+    </w:p>
+    <w:p>
+      <w:pPr/>
+      <w:r>
+        <w:t>呼入与呼出的判定用 CALLTYPE 的取值集合，取自文档的二次开发指南，不自行推断：呼入为 0、5、13、15、20、21、22、23、46，呼出为 7、8、9、10、12、14、16、17、41、43、44。该集合随 ICP 版本可能变化，登记在契约的 definition 中，不写死在模型里。</w:t>
+      </w:r>
+    </w:p>
+    <w:p>
+      <w:pPr/>
+      <w:r>
+        <w:t>AS-31 已确认坐席工号与自然人一一对应、换班由接班人以本人工号重新登录。因此 DEVICENO 可直接作为接警员维度的自然键，不需要经排班表做时间段归属。这条假设若被推翻，本节的归属链路要整体改写。</w:t>
+      </w:r>
+    </w:p>
+    <w:p>
+      <w:pPr>
+        <w:pStyle w:val="Heading2"/>
+      </w:pPr>
+      <w:r>
+        <w:t>4.4  窗口收口与迟到</w:t>
+      </w:r>
+    </w:p>
+    <w:p>
+      <w:pPr/>
+      <w:r>
+        <w:t>按 WAITBEGIN 取窗会必然取到「半截」的话单：呼叫在窗口末尾进入设备，离开设备是窗口之后的事，此时 CALLEND 尚未产生。这不是异常，是这个水位字段的固有性质。</w:t>
+      </w:r>
+    </w:p>
+    <w:p>
+      <w:pPr/>
+      <w:r>
+        <w:t>处置分两步。水位照常按 WAITBEGIN 推进，但每批额外回看一段时间（建议 15 分钟，实测后定），回看区间内的话单按 CALLID + CALLIDNUM 覆盖写——这两列合起来是话单的幂等键（2.2）。更长尺度的缺口由 8.3 的滚动窗口校验兜底。</w:t>
+      </w:r>
+    </w:p>
+    <w:p>
+      <w:pPr/>
+      <w:r>
+        <w:t>跨 24 小时的超长呼叫会落进两个窗口，不须特殊处理：两张话单各自入库，通话级由 CALLID 聚合时自然合并。</w:t>
+      </w:r>
+    </w:p>
+    <w:p>
+      <w:pPr>
+        <w:pStyle w:val="Heading2"/>
+      </w:pPr>
+      <w:r>
+        <w:t>4.5  实时通道（IF-03b）</w:t>
+      </w:r>
+    </w:p>
+    <w:p>
+      <w:pPr/>
+      <w:r>
+        <w:t>实时通道用 rindex 与 real 两组：rindex/agent、rindex/skill、rindex/vdn 取实时指标；real/skill/currentcallstateinfo 取技能队列近五分钟的呼叫统计，real/skill/stateinfo 取技能队列明细统计，real/agent/* 取坐席状态与当前呼叫。</w:t>
+      </w:r>
+    </w:p>
+    <w:p>
+      <w:pPr/>
+      <w:r>
+        <w:t>用途严格限定在墙面大屏与实时看板，不进入封账指标，不作为服务水平举证。理由是它只是瞬时快照：没有可回溯的明细行，两次轮询之间发生的事看不见。把它当考核依据，等于把考核结果绑在轮询时刻上。</w:t>
+      </w:r>
+    </w:p>
+    <w:p>
+      <w:pPr/>
+      <w:r>
+        <w:t>轮询周期分开定：实时通道 5 至 10 秒，与 LD-05 的实时档一致；话单通道按 5 分钟增量加每日回扫。本册此前写的「2 至 10 秒」只适用于实时通道，对话单通道不成立——该接口窗口下限 5 秒且不允许并发，2 秒轮询既超出接口约束，拿到的也大多是半截话单。</w:t>
+      </w:r>
+    </w:p>
+    <w:p>
+      <w:pPr>
+        <w:pStyle w:val="Heading2"/>
+      </w:pPr>
+      <w:r>
+        <w:t>4.6  参照数据与配置版本号</w:t>
+      </w:r>
+    </w:p>
+    <w:p>
+      <w:pPr/>
+      <w:r>
+        <w:t>synwas 一组提供 VDN、坐席、坐席组、技能、技能组、被叫配置、休息原因与业务类型，是本方话务侧参照数据的来源（第 9 章）。另有 GET /synwas/versions 返回配置信息的当前版本号。</w:t>
+      </w:r>
+    </w:p>
+    <w:p>
+      <w:pPr/>
+      <w:r>
+        <w:t>接入策略据此定为：按周期只取版本号，版本号变化才拉全量，再逐字段比对后写入 audit.reference_data_change_log。这样省掉的不是流量，是无谓的「看起来变了」——每次全量比对都会把排序或空白差异报成变更，而参照数据的变更要进 M-10 的留痕，假变更会把真变更淹掉。</w:t>
+      </w:r>
+    </w:p>
+    <w:p>
+      <w:pPr>
+        <w:pStyle w:val="Heading2"/>
+      </w:pPr>
+      <w:r>
+        <w:t>4.7  鉴权与服务账号</w:t>
+      </w:r>
+    </w:p>
+    <w:p>
+      <w:pPr/>
+      <w:r>
+        <w:t>POST /cmsgateway/resource/userauth/auth，以 agentId 与 password 换取 token（UUID 形态），后续请求置于 cmsgateway-token 请求头。凭据按 2.4 不入契约。</w:t>
+      </w:r>
+    </w:p>
+    <w:p>
+      <w:pPr/>
+      <w:r>
+        <w:t>hindex、synwas 等接口要求调用者为系统管理员，或为具备质检权限的 VDN 用户。因此本方需要一个专用服务工号，并带上该权限。这是一项要向甲方与 ICP 运维方提出的具体请求，不是配置项——它涉及一个长期有效、权限高于普通坐席的账号，口令轮换在离网环境中须有既定流程。</w:t>
+      </w:r>
+    </w:p>
+    <w:p>
+      <w:pPr/>
+      <w:r>
+        <w:t>三件事文档没有写，须向 ICP 侧问清（IR-45）：token 的有效期；同一工号的并发会话是否互斥（若互斥，有人用该工号登录就会把接入作业踢下线，这是一个会在验收演示当天发作的故障）；以及 CMS 侧是否存在调用频次限制。前两条在拿到答复前，接入作业按「token 随时可能失效」实现：遇鉴权失败即重新取 token 并重试一次，重试仍失败才告警。</w:t>
+      </w:r>
+    </w:p>
+    <w:p>
+      <w:pPr>
+        <w:pStyle w:val="Heading2"/>
+      </w:pPr>
+      <w:r>
+        <w:t>4.8  口径来源只能单选</w:t>
+      </w:r>
+    </w:p>
+    <w:p>
+      <w:pPr/>
+      <w:r>
+        <w:t>文档附录给出 396 个平台指标编号（IDX_xx_xx_xxx，分 VDN、IVR、Skill、Agent 四类对象，含日累计与 15、30、60 分钟趋势）。同一个话务指标，平台能出，本方也能从话单自算。两者必然有差。</w:t>
+      </w:r>
+    </w:p>
+    <w:p>
+      <w:pPr/>
+      <w:r>
+        <w:t>规则是：凡进入考核、报表与封账的话务指标，一律由本方从话单自算；平台的 IDX 指标只用于对账与看板（DD-64）。</w:t>
+      </w:r>
+    </w:p>
+    <w:p>
+      <w:pPr/>
+      <w:r>
+        <w:t>理由有两条。一是可回溯：客户问「这个 97.3% 是哪些电话算出来的」，平台指标答不了，而本方自算的每一个分子分母都能点到具体话单行——指标唯一口径的前提是口径可以被打开看。二是新鲜度不由本方控制：平台历史指标依赖 ICP 的报表批，而服务等级按日考核，举证材料的产生时刻不能挂在另一方的批处理上。</w:t>
+      </w:r>
+    </w:p>
+    <w:p>
+      <w:pPr/>
+      <w:r>
+        <w:t>代价是两边数字不一致会被看见。CN-21 原本只说「对账只能与话务平台自身报表比对」，现在这句话有了具体对象：选定一组 IDX 作为对账基准，差异按 8.4 处置。对账的问题不是「谁对」，而是「差在哪一类话单上」——若差异集中在某个释放原因或某个设备类型，那是口径定义的分歧，不是数据错误。</w:t>
       </w:r>
     </w:p>
     <w:p/>
@@ -4472,7 +5007,7 @@
               <w:rPr>
                 <w:b w:val="0"/>
               </w:rPr>
-              <w:t>ICP 接口的分页、限流与指标形态。决定第 4 章的轮询参数。</w:t>
+              <w:t>ICP 接口的分页、限流与指标形态。指标形态已由 CloudICP V100R023C00 接口文档回答（hindex/rindex 的 396 个指标编号、话单字段与窗口约束，见第 4 章）；限流与配额仍未知，决定 4.5 的轮询周期取值。</w:t>
             </w:r>
           </w:p>
         </w:tc>
@@ -4551,6 +5086,45 @@
                 <w:b w:val="0"/>
               </w:rPr>
               <w:t>归档库物理形态与是否留存升级记录。决定 6.5 的 raw 层落法与版本边界反推的可靠性。</w:t>
+            </w:r>
+          </w:p>
+        </w:tc>
+      </w:tr>
+      <w:tr>
+        <w:trPr>
+          <w:tblHeader/>
+        </w:trPr>
+        <w:tc>
+          <w:tcPr>
+            <w:tcW w:type="dxa" w:w="3969"/>
+            <w:shd w:val="clear" w:fill="EEF2FD"/>
+          </w:tcPr>
+          <w:p>
+            <w:pPr>
+              <w:spacing w:after="40" w:before="40"/>
+            </w:pPr>
+            <w:r>
+              <w:rPr>
+                <w:b w:val="0"/>
+              </w:rPr>
+              <w:t>IR-45</w:t>
+            </w:r>
+          </w:p>
+        </w:tc>
+        <w:tc>
+          <w:tcPr>
+            <w:tcW w:type="dxa" w:w="4989"/>
+            <w:shd w:val="clear" w:fill="EEF2FD"/>
+          </w:tcPr>
+          <w:p>
+            <w:pPr>
+              <w:spacing w:after="40" w:before="40"/>
+            </w:pPr>
+            <w:r>
+              <w:rPr>
+                <w:b w:val="0"/>
+              </w:rPr>
+              <w:t>CMS 服务账号的 token 有效期、同一工号并发会话是否互斥、CMS 侧调用频次限制。决定 4.7 的鉴权实现与 4.5 的轮询周期；并发会话若互斥，人工登录会踢掉接入作业。</w:t>
             </w:r>
           </w:p>
         </w:tc>

--- a/LD-01_数据接入详细设计.docx
+++ b/LD-01_数据接入详细设计.docx
@@ -4509,7 +4509,7 @@
               <w:rPr>
                 <w:b w:val="0"/>
               </w:rPr>
-              <w:t>若干行，SCD2。班次是派生时间带：事件按自身时间戳归入所属窗口，坐席在岗时长由 fact_agent_state 的上岗区间与窗口求交得出。改窗口定义不改写历史。</w:t>
+              <w:t>若干行，SCD2。班次是派生时间带：事件按自身时间戳归入所属窗口，坐席在岗时长由 fact_agent_session 的签入区间与窗口求交得出。改窗口定义不改写历史。</w:t>
             </w:r>
           </w:p>
         </w:tc>

--- a/LD-01_数据接入详细设计.docx
+++ b/LD-01_数据接入详细设计.docx
@@ -173,6 +173,12 @@
       <w:pPr/>
       <w:r>
         <w:t>任何一条数据进入本系统，都必须先有一份登记在 meta.source_contract 中的契约。没有契约的表、列、文件或消息一律不接，即便源端已经把它准备好了。这不是流程洁癖：契约同时承载幂等键的声明、目标 raw 表的指向与契约版本号，缺了它，重跑的幂等性与结构漂移的检测都无从谈起。</w:t>
+      </w:r>
+    </w:p>
+    <w:p>
+      <w:pPr/>
+      <w:r>
+        <w:t>契约文件放在代码库的 contracts/ 目录，那里是权威；meta.source_contract 是部署时同步的只读副本（HLD 9.2）。改契约走发布流程：改文件、递增 contract_version、随发布制品导入。库里改不了，M-01 界面上也只能看。</w:t>
       </w:r>
     </w:p>
     <w:p/>
@@ -1050,6 +1056,32 @@
       <w:pPr/>
       <w:r>
         <w:t>代价是两边数字不一致会被看见。CN-21 原本只说「对账只能与话务平台自身报表比对」，现在这句话有了具体对象：选定一组 IDX 作为对账基准，差异按 8.4 处置。对账的问题不是「谁对」，而是「差在哪一类话单上」——若差异集中在某个释放原因或某个设备类型，那是口径定义的分歧，不是数据错误。</w:t>
+      </w:r>
+    </w:p>
+    <w:p>
+      <w:pPr>
+        <w:pStyle w:val="Heading2"/>
+      </w:pPr>
+      <w:r>
+        <w:t>4.9  四份契约</w:t>
+      </w:r>
+    </w:p>
+    <w:p>
+      <w:pPr/>
+      <w:r>
+        <w:t>本章确定的接入落成四份契约，都在 contracts/ 目录下：if03a_icp_cdr（话单，source_id = icp_cdr_voice）、if03b_icp_agent_session（签入签出区间）、if03c_icp_agent_day（状态时长日累计）、if03d_icp_reference（参照数据，按配置版本号变更检测）。</w:t>
+      </w:r>
+    </w:p>
+    <w:p>
+      <w:pPr/>
+      <w:r>
+        <w:t>实时通道没有契约，因为它不落 raw：实时快照由实时组件直接取用并推送看板，不进封账也不作举证（4.5）。没有落库就没有契约，这一条是刻意的——免得日后有人把看板快照当成历史数据来用。</w:t>
+      </w:r>
+    </w:p>
+    <w:p>
+      <w:pPr/>
+      <w:r>
+        <w:t>话单契约里有三处是接口的硬约束而非可调参数，写在 window 段：窗口上限 24 小时、下限 5 秒、并发度恒为 1。枚举取值集合登记在 enums 段，值表本身在 3rd API/ 下由脚本从接口文档生成，换版本的接口文档重跑脚本并逐行比对即可——取值集合在大版本之间会变，写死在模型里就查不出来了。</w:t>
       </w:r>
     </w:p>
     <w:p/>

--- a/LD-01_数据接入详细设计.docx
+++ b/LD-01_数据接入详细设计.docx
@@ -1384,6 +1384,12 @@
       <w:pPr/>
       <w:r>
         <w:t>隔离的批次原样保留在隔离区，附失败原因、批次标识与运行标识。M-03 界面可查看、放行或丢弃，两者都留审计。放行前必须先解决原因或显式记录「已知并接受」，不允许无理由放行——无理由放行的批次三个月后没有人能说清当时为什么放。</w:t>
+      </w:r>
+    </w:p>
+    <w:p>
+      <w:pPr/>
+      <w:r>
+        <w:t>隔离以登记实现，不以搬移实现：坏批次照常落入 raw，另在 meta.quarantine_batch 登记状态，staging 只读未被隔离或已放行的批次；丢弃只改登记状态，不删 raw 中的数据。理由与表结构见 LD-02 第 11 章（DD-76）。</w:t>
       </w:r>
     </w:p>
     <w:p>

--- a/LD-01_数据接入详细设计.docx
+++ b/LD-01_数据接入详细设计.docx
@@ -1463,7 +1463,7 @@
     <w:p>
       <w:pPr/>
       <w:r>
-        <w:t>因此增设滚动窗口校验，每日一次，在日切封账之后：取近 30 天，按日分区逐日比对源端与本方的行数与关键列哈希值。</w:t>
+        <w:t>因此增设滚动窗口校验，每日一次，在日切封账之后：取近 30 天，按日逐日比对源端与本方的行数与关键列哈希值。</w:t>
       </w:r>
     </w:p>
     <w:p>
@@ -1737,7 +1737,7 @@
     <w:p>
       <w:pPr/>
       <w:r>
-        <w:t>负载须与 DS 写入接口协议：这是一次日分区的顺序扫描，时段、频率与并发上限都要谈定（IR-06 已在询问负载约束）。若 DS 不接受每日全窗口扫描，退路按优先次序为：降频至每周、缩短窗口、只对关键列子集计算哈希。三者都损失覆盖度，但都强于没有。</w:t>
+        <w:t>负载须与 DS 写入接口协议：这是一次按日切片的顺序扫描，时段、频率与并发上限都要谈定（IR-06 已在询问负载约束）。若 DS 不接受每日全窗口扫描，退路按优先次序为：降频至每周、缩短窗口、只对关键列子集计算哈希。三者都损失覆盖度，但都强于没有。</w:t>
       </w:r>
     </w:p>
     <w:p>
@@ -1833,7 +1833,7 @@
               <w:rPr>
                 <w:b w:val="0"/>
               </w:rPr>
-              <w:t>该日分区一致，无动作。</w:t>
+              <w:t>该日一致，无动作。</w:t>
             </w:r>
           </w:p>
         </w:tc>

--- a/LD-01_数据接入详细设计.docx
+++ b/LD-01_数据接入详细设计.docx
@@ -290,7 +290,7 @@
     <w:p>
       <w:pPr/>
       <w:r>
-        <w:t>任一批次可以按 run_id 重跑，也可以按时间范围补数。两者都是幂等的：同一条源记录重复装载只会产生同一行。补数与常规运行使用同一段代码，不存在「补数专用脚本」——专用脚本是最容易与主逻辑漂移的东西，漂移之后补出来的数与日常口径不一致，且极难发现。</w:t>
+        <w:t>任一运行可以按 run_id 重跑（一次运行含一至多个取数批次，批次键为 run_id 与 batch_seq，见 LD-02 第 9 章），也可以按时间范围补数。两者都是幂等的：同一条源记录重复装载只会产生同一行。补数与常规运行使用同一段代码，不存在「补数专用脚本」——专用脚本是最容易与主逻辑漂移的东西，漂移之后补出来的数与日常口径不一致，且极难发现。</w:t>
       </w:r>
     </w:p>
     <w:p>

--- a/LD-01_数据接入详细设计.docx
+++ b/LD-01_数据接入详细设计.docx
@@ -276,7 +276,7 @@
     <w:p>
       <w:pPr/>
       <w:r>
-        <w:t>这一条在设计上不留悬念：不论采用哪种方式，重复装载都由幂等键吸收，正确性不依赖于窗口不重叠。重叠只影响成本。</w:t>
+        <w:t>这一条在设计上不留悬念：不论采用哪种方式，重复取到的记录在写入 raw 前按内容去重，正确性不依赖于窗口不重叠。重叠只影响成本（DD-82）。</w:t>
       </w:r>
     </w:p>
     <w:p>
@@ -945,7 +945,13 @@
     <w:p>
       <w:pPr/>
       <w:r>
-        <w:t>处置分两步。水位照常按 WAITBEGIN 推进，但每批额外回看一段时间（建议 15 分钟，实测后定），回看区间内的话单按 CALLID + CALLIDNUM 覆盖写——这两列合起来是话单的幂等键（2.2）。更长尺度的缺口由 8.3 的滚动窗口校验兜底。</w:t>
+        <w:t>处置分两步。水位照常按 WAITBEGIN 推进，但每批额外回看一段时间（建议 15 分钟，实测后定），回看区间内重复取到的话单，内容未变的不再写入 raw，内容变了的作为一次新观测追加；core 按 CALLID + CALLIDNUM 这一幂等键（2.2）只接受版本更新且内容确有变化的观测（DD-82）。回看长度须盖住绝大多数通话的时长：话单在通话结束时才写入源端，而水位按开始时刻推进，结束晚于回看窗口的长通话由每日回扫补入。更长尺度的缺口由 8.3 的滚动窗口校验兜底。</w:t>
+      </w:r>
+    </w:p>
+    <w:p>
+      <w:pPr/>
+      <w:r>
+        <w:t>量级：每 5 分钟一次、每次取 20 分钟（5 分钟新数据加 15 分钟回看），再加每日回扫，同一张话单约被取到 4 至 5 次。若每次取到都追加，话单的 raw 将膨胀 4 至 5 倍且多出的全是逐字相同的行。按内容去重后，已结束的话单只留一行；取到时尚在变化、之后内容变了的，留两行——「10:05 时源端给的是这样，10:20 变成了那样」正是值得留的证据。去重判断不计待处理与已丢弃批次中的行：好话单第一次恰好落在一个被隔离的批次里时，被扣下的那一行不挡后续观测，下一次回看取到它即照常写入正常批次；否则该批次一旦丢弃，这张好话单就再也回不来（DD-76）。ICP 接口不支持并发下载，同一时刻只有一个任务在写，此判断不存在竞争。时序倒置等坏数据同样写入 raw，并登记隔离，不再「不进 raw」。</w:t>
       </w:r>
     </w:p>
     <w:p>
@@ -2789,7 +2795,7 @@
               <w:rPr>
                 <w:b w:val="0"/>
               </w:rPr>
-              <w:t>任一环节失败，水位保持不变，下次运行自动覆盖同一窗口。因幂等键存在，重复装载不产生重复行。</w:t>
+              <w:t>任一环节失败，水位保持不变，下次运行自动重取同一窗口。重取到的记录按内容去重，不在 raw 中产生重复行（DD-82）。</w:t>
             </w:r>
           </w:p>
         </w:tc>
@@ -3077,7 +3083,7 @@
               <w:rPr>
                 <w:b w:val="0"/>
               </w:rPr>
-              <w:t>同一条通话记录可能被返回多次。由幂等键吸收，不做去重逻辑——去重逻辑需要状态，状态就是新的故障点。</w:t>
+              <w:t>同一条通话记录可能被返回多次。写入 raw 前按（幂等键，内容哈希）去重：内容未变的不再写，变了的追加为新观测。去重所需的状态就是 raw 本身，不另设状态存储。此处原写「由幂等键吸收、不做去重」，前提是 raw 可按幂等键覆盖写；DD-74 起接入角色对 raw 只有 INSERT，覆盖写不再可能，故改（DD-82）。</w:t>
             </w:r>
           </w:p>
         </w:tc>

--- a/LD-01_数据接入详细设计.docx
+++ b/LD-01_数据接入详细设计.docx
@@ -1004,6 +1004,12 @@
       <w:pPr/>
       <w:r>
         <w:t>接入策略据此定为：按周期只取版本号，版本号变化才拉全量，再逐字段比对后写入 audit.reference_data_change_log。这样省掉的不是流量，是无谓的「看起来变了」——每次全量比对都会把排序或空白差异报成变更，而参照数据的变更要进 M-10 的留痕，假变更会把真变更淹掉。</w:t>
+      </w:r>
+    </w:p>
+    <w:p>
+      <w:pPr/>
+      <w:r>
+        <w:t>config_version 同时是写入 core 的版本依据（DD-82）。每次全量拉取是一份快照：版本号更大则应用，快照中不再出现的坐席、队列等置为非当前而不删行；相同则不动；更小则不应用、不静默丢弃，进待澄清队列并告警——版本倒退可能是平台回滚了配置，也可能读到了滞后的节点，须由人判断。联调时须核实 config_version 是否单调递增、平台重启或升级后是否归零：若会归零，「更小即异常」将把正常更新挡在外面，规则须随之调整。</w:t>
       </w:r>
     </w:p>
     <w:p>

--- a/LD-01_数据接入详细设计.docx
+++ b/LD-01_数据接入详细设计.docx
@@ -230,6 +230,317 @@
         <w:t>数据库口令、API 令牌、SFTP 私钥一律不写入 definition，也不写入配置文件的明文段。契约中只记录凭据的引用名，实际值由部署时注入的环境变量或密钥文件提供（部署方式见 LD-08）。理由很直接：source_contract 是一张业务人员在 M-01 界面上能看到的表。</w:t>
       </w:r>
     </w:p>
+    <w:p>
+      <w:pPr>
+        <w:pStyle w:val="Heading2"/>
+      </w:pPr>
+      <w:r>
+        <w:t>2.5  接入程序的形态与调用</w:t>
+      </w:r>
+    </w:p>
+    <w:p>
+      <w:pPr>
+        <w:spacing w:before="0" w:after="1000"/>
+        <w:jc w:val="center"/>
+      </w:pPr>
+      <w:r>
+        <w:rPr>
+          <w:rFonts w:ascii="微软雅黑" w:hAnsi="微软雅黑" w:eastAsia="微软雅黑"/>
+          <w:b w:val="0"/>
+          <w:color w:val="4B5563"/>
+          <w:sz w:val="23"/>
+        </w:rPr>
+        <w:t>接入程序是一个独立的命令行程序，装在自己的 venv（venv-ingest）中，由 Airflow 以 BashOperator 调用——与 dbt 的调用方式相同（DD-84）。Airflow 只做编排：何时跑、跑哪个源、哪个窗口、失败了重试几次；取数、校验、写 raw、推进水位都在接入程序内完成。</w:t>
+      </w:r>
+    </w:p>
+    <w:tbl>
+      <w:tblPr>
+        <w:tblW w:type="auto" w:w="0"/>
+        <w:jc w:val="center"/>
+        <w:tblLayout w:type="fixed"/>
+        <w:tblLook w:firstColumn="1" w:firstRow="1" w:lastColumn="0" w:lastRow="0" w:noHBand="0" w:noVBand="1" w:val="04A0"/>
+        <w:tblLayout w:type="fixed"/>
+        <w:tblBorders>
+          <w:top w:val="single" w:sz="4" w:space="0" w:color="BFC7D2"/>
+          <w:left w:val="single" w:sz="4" w:space="0" w:color="BFC7D2"/>
+          <w:bottom w:val="single" w:sz="4" w:space="0" w:color="BFC7D2"/>
+          <w:right w:val="single" w:sz="4" w:space="0" w:color="BFC7D2"/>
+          <w:insideH w:val="single" w:sz="4" w:space="0" w:color="BFC7D2"/>
+          <w:insideV w:val="single" w:sz="4" w:space="0" w:color="BFC7D2"/>
+        </w:tblBorders>
+      </w:tblPr>
+      <w:tblGrid>
+        <w:gridCol w:w="3969"/>
+        <w:gridCol w:w="4989"/>
+      </w:tblGrid>
+      <w:tr>
+        <w:trPr>
+          <w:tblHeader/>
+        </w:trPr>
+        <w:tc>
+          <w:tcPr>
+            <w:tcW w:type="dxa" w:w="3969"/>
+            <w:shd w:val="clear" w:fill="EEF2FD"/>
+          </w:tcPr>
+          <w:p>
+            <w:pPr>
+              <w:spacing w:after="40" w:before="40"/>
+            </w:pPr>
+            <w:r>
+              <w:t>要点</w:t>
+            </w:r>
+          </w:p>
+        </w:tc>
+        <w:tc>
+          <w:tcPr>
+            <w:tcW w:type="dxa" w:w="4989"/>
+            <w:shd w:val="clear" w:fill="EEF2FD"/>
+          </w:tcPr>
+          <w:p>
+            <w:pPr>
+              <w:spacing w:after="40" w:before="40"/>
+            </w:pPr>
+            <w:r>
+              <w:t>约定</w:t>
+            </w:r>
+          </w:p>
+        </w:tc>
+      </w:tr>
+      <w:tr>
+        <w:trPr>
+          <w:tblHeader/>
+        </w:trPr>
+        <w:tc>
+          <w:tcPr>
+            <w:tcW w:type="dxa" w:w="3969"/>
+            <w:shd w:val="clear" w:fill="EEF2FD"/>
+          </w:tcPr>
+          <w:p>
+            <w:pPr>
+              <w:spacing w:after="40" w:before="40"/>
+            </w:pPr>
+            <w:r>
+              <w:rPr>
+                <w:b w:val="0"/>
+              </w:rPr>
+              <w:t>依赖</w:t>
+            </w:r>
+          </w:p>
+        </w:tc>
+        <w:tc>
+          <w:tcPr>
+            <w:tcW w:type="dxa" w:w="4989"/>
+            <w:shd w:val="clear" w:fill="EEF2FD"/>
+          </w:tcPr>
+          <w:p>
+            <w:pPr>
+              <w:spacing w:after="40" w:before="40"/>
+            </w:pPr>
+            <w:r>
+              <w:rPr>
+                <w:b w:val="0"/>
+              </w:rPr>
+              <w:t>venv-ingest 的依赖单独冻结为仓库中的 lock，做法同 dbt（DD-69 · DD-83）。不与 Airflow 共用依赖：Airflow 的 venv 受其官方 constraints 约束，接入的依赖不挤进去，两边各自升级</w:t>
+            </w:r>
+          </w:p>
+        </w:tc>
+      </w:tr>
+      <w:tr>
+        <w:trPr>
+          <w:tblHeader/>
+        </w:trPr>
+        <w:tc>
+          <w:tcPr>
+            <w:tcW w:type="dxa" w:w="3969"/>
+            <w:shd w:val="clear" w:fill="EEF2FD"/>
+          </w:tcPr>
+          <w:p>
+            <w:pPr>
+              <w:spacing w:after="40" w:before="40"/>
+            </w:pPr>
+            <w:r>
+              <w:rPr>
+                <w:b w:val="0"/>
+              </w:rPr>
+              <w:t>调用</w:t>
+            </w:r>
+          </w:p>
+        </w:tc>
+        <w:tc>
+          <w:tcPr>
+            <w:tcW w:type="dxa" w:w="4989"/>
+            <w:shd w:val="clear" w:fill="EEF2FD"/>
+          </w:tcPr>
+          <w:p>
+            <w:pPr>
+              <w:spacing w:after="40" w:before="40"/>
+            </w:pPr>
+            <w:r>
+              <w:rPr>
+                <w:b w:val="0"/>
+              </w:rPr>
+              <w:t>命令形如 oss911-ingest run --source &lt;契约编号&gt; --window &lt;起&gt;/&lt;止&gt;。不启动 Airflow 也能手工执行，用于补数与排障</w:t>
+            </w:r>
+          </w:p>
+        </w:tc>
+      </w:tr>
+      <w:tr>
+        <w:trPr>
+          <w:tblHeader/>
+        </w:trPr>
+        <w:tc>
+          <w:tcPr>
+            <w:tcW w:type="dxa" w:w="3969"/>
+            <w:shd w:val="clear" w:fill="EEF2FD"/>
+          </w:tcPr>
+          <w:p>
+            <w:pPr>
+              <w:spacing w:after="40" w:before="40"/>
+            </w:pPr>
+            <w:r>
+              <w:rPr>
+                <w:b w:val="0"/>
+              </w:rPr>
+              <w:t>退出码</w:t>
+            </w:r>
+          </w:p>
+        </w:tc>
+        <w:tc>
+          <w:tcPr>
+            <w:tcW w:type="dxa" w:w="4989"/>
+            <w:shd w:val="clear" w:fill="EEF2FD"/>
+          </w:tcPr>
+          <w:p>
+            <w:pPr>
+              <w:spacing w:after="40" w:before="40"/>
+            </w:pPr>
+            <w:r>
+              <w:rPr>
+                <w:b w:val="0"/>
+              </w:rPr>
+              <w:t>0 成功——含「批次被登记隔离」：隔离是设计好的结果，不是失败，否则 Airflow 会反复重试一个注定被隔离的批次；1 运行失败；2 用法或配置错误。程序不得以 99 退出，且 BashOperator 一律设 skip_on_exit_code=None：其默认把 99 视为「跳过」，程序若以 99 退出，任务会被静默标为跳过而非失败</w:t>
+            </w:r>
+          </w:p>
+        </w:tc>
+      </w:tr>
+      <w:tr>
+        <w:trPr>
+          <w:tblHeader/>
+        </w:trPr>
+        <w:tc>
+          <w:tcPr>
+            <w:tcW w:type="dxa" w:w="3969"/>
+            <w:shd w:val="clear" w:fill="EEF2FD"/>
+          </w:tcPr>
+          <w:p>
+            <w:pPr>
+              <w:spacing w:after="40" w:before="40"/>
+            </w:pPr>
+            <w:r>
+              <w:rPr>
+                <w:b w:val="0"/>
+              </w:rPr>
+              <w:t>重试</w:t>
+            </w:r>
+          </w:p>
+        </w:tc>
+        <w:tc>
+          <w:tcPr>
+            <w:tcW w:type="dxa" w:w="4989"/>
+            <w:shd w:val="clear" w:fill="EEF2FD"/>
+          </w:tcPr>
+          <w:p>
+            <w:pPr>
+              <w:spacing w:after="40" w:before="40"/>
+            </w:pPr>
+            <w:r>
+              <w:rPr>
+                <w:b w:val="0"/>
+              </w:rPr>
+              <w:t>第一版一律有限次重试，不按退出码区分。不同退出码不会自动换来不同的重试策略；统一重试是安全的——失败时水位不推进，写 raw 按内容去重（DD-82），重试最多是白跑，不产生重复数据。日后确有需要再做分类</w:t>
+            </w:r>
+          </w:p>
+        </w:tc>
+      </w:tr>
+      <w:tr>
+        <w:trPr>
+          <w:tblHeader/>
+        </w:trPr>
+        <w:tc>
+          <w:tcPr>
+            <w:tcW w:type="dxa" w:w="3969"/>
+            <w:shd w:val="clear" w:fill="EEF2FD"/>
+          </w:tcPr>
+          <w:p>
+            <w:pPr>
+              <w:spacing w:after="40" w:before="40"/>
+            </w:pPr>
+            <w:r>
+              <w:rPr>
+                <w:b w:val="0"/>
+              </w:rPr>
+              <w:t>凭据</w:t>
+            </w:r>
+          </w:p>
+        </w:tc>
+        <w:tc>
+          <w:tcPr>
+            <w:tcW w:type="dxa" w:w="4989"/>
+            <w:shd w:val="clear" w:fill="EEF2FD"/>
+          </w:tcPr>
+          <w:p>
+            <w:pPr>
+              <w:spacing w:after="40" w:before="40"/>
+            </w:pPr>
+            <w:r>
+              <w:rPr>
+                <w:b w:val="0"/>
+              </w:rPr>
+              <w:t>接入程序自行读取 /etc/oss911/ingest.env，口令不经 DAG、模板或 Airflow 父进程传入。这是减少暴露，不是隔离：该文件属主为 airflow，同一系统用户仍可读取。若要求 Airflow 无权读取，须为接入程序设独立运行身份并配受限的启动机制（如只允许以该身份执行这一命令的 sudo 规则）——第一版不做，理由见 DD-84</w:t>
+            </w:r>
+          </w:p>
+        </w:tc>
+      </w:tr>
+      <w:tr>
+        <w:trPr>
+          <w:tblHeader/>
+        </w:trPr>
+        <w:tc>
+          <w:tcPr>
+            <w:tcW w:type="dxa" w:w="3969"/>
+            <w:shd w:val="clear" w:fill="EEF2FD"/>
+          </w:tcPr>
+          <w:p>
+            <w:pPr>
+              <w:spacing w:after="40" w:before="40"/>
+            </w:pPr>
+            <w:r>
+              <w:rPr>
+                <w:b w:val="0"/>
+              </w:rPr>
+              <w:t>日志</w:t>
+            </w:r>
+          </w:p>
+        </w:tc>
+        <w:tc>
+          <w:tcPr>
+            <w:tcW w:type="dxa" w:w="4989"/>
+            <w:shd w:val="clear" w:fill="EEF2FD"/>
+          </w:tcPr>
+          <w:p>
+            <w:pPr>
+              <w:spacing w:after="40" w:before="40"/>
+            </w:pPr>
+            <w:r>
+              <w:rPr>
+                <w:b w:val="0"/>
+              </w:rPr>
+              <w:t>写标准输出与标准错误，由 Airflow 收集；运行的结构化记录写 meta.run_log（第 10 章）</w:t>
+            </w:r>
+          </w:p>
+        </w:tc>
+      </w:tr>
+    </w:tbl>
     <w:p>
       <w:pPr>
         <w:pStyle w:val="Heading1"/>

--- a/LD-01_数据接入详细设计.docx
+++ b/LD-01_数据接入详细设计.docx
@@ -1679,7 +1679,7 @@
         <w:pStyle w:val="Heading2"/>
       </w:pPr>
       <w:r>
-        <w:t>7.1  批次级校验，整批拒绝</w:t>
+        <w:t>7.1  批次级校验，整批隔离</w:t>
       </w:r>
     </w:p>
     <w:p>
@@ -1691,7 +1691,7 @@
     <w:p>
       <w:pPr/>
       <w:r>
-        <w:t>理由是部分放行会产生一种最难排查的状态：库里有这批数据，但不完整，而指标照常算出了一个数。这个数不会报错，只会偏。整批拒绝虽然粗，但它的失败是可见的。</w:t>
+        <w:t>理由是部分放行会产生一种最难排查的状态：库里有这批数据，但不完整，而指标照常算出了一个数。这个数不会报错，只会偏。整批隔离虽然粗，但它的失败是可见的。「隔离」不是「不进 raw」：被隔离的批次照常写入 raw 并在 meta.quarantine_batch 登记，staging 不读它，直到放行（DD-76 · DD-82）。WAITBEGIN 为空这类缺失必填列的批次同样如此——raw 要留下「源端交来过这样一批数据」的事实。</w:t>
       </w:r>
     </w:p>
     <w:p/>

--- a/LD-01_数据接入详细设计.docx
+++ b/LD-01_数据接入详细设计.docx
@@ -541,6 +541,111 @@
         </w:tc>
       </w:tr>
     </w:tbl>
+    <w:p>
+      <w:pPr>
+        <w:spacing w:before="0" w:after="1000"/>
+        <w:jc w:val="center"/>
+      </w:pPr>
+      <w:r>
+        <w:rPr>
+          <w:rFonts w:ascii="微软雅黑" w:hAnsi="微软雅黑" w:eastAsia="微软雅黑"/>
+          <w:b w:val="0"/>
+          <w:color w:val="4B5563"/>
+          <w:sz w:val="23"/>
+        </w:rPr>
+        <w:t>运行结构与事务粒度（2026-10-18 补充，DD-87 · DD-88）。一次运行（run_id）把 [窗口起点 − 回看, 窗口终点] 按接口单次上限切成若干批（batch_seq，话单为 ≤ 24 小时一片），串行取数。事务以批为粒度：一批的写 raw、隔离登记、meta.ingest_batch 登记与水位推进在同一事务提交，失败只回滚本批；不以整个运行为一个事务——补 30 天数据在第 29 天失败时回滚全部，且事务挂数小时，都不可接受。meta.run_log 只在运行结束时写一行，outcome 取 success、partial（部分批次成功）或 failed，运行中途崩溃会留下有 run_id 而无 run_log 的批次，M-01 从 meta.ingest_batch 中列出这类孤儿批次。</w:t>
+      </w:r>
+    </w:p>
+    <w:p>
+      <w:pPr>
+        <w:spacing w:before="0" w:after="1000"/>
+        <w:jc w:val="center"/>
+      </w:pPr>
+      <w:r>
+        <w:rPr>
+          <w:rFonts w:ascii="微软雅黑" w:hAnsi="微软雅黑" w:eastAsia="微软雅黑"/>
+          <w:b w:val="0"/>
+          <w:color w:val="4B5563"/>
+          <w:sz w:val="23"/>
+        </w:rPr>
+        <w:t>批次登记 meta.ingest_batch。每批一行：run_id、batch_seq、source_id、窗口起止、行数、收到的原文件 sha256 与字节数、归档对象键、提交时间。这张表是 5.1 要求的校验和的存放处，是归档对象与 raw 行之间的链接，也是孤儿批次唯一能被看见的地方。</w:t>
+      </w:r>
+    </w:p>
+    <w:p>
+      <w:pPr>
+        <w:spacing w:before="0" w:after="1000"/>
+        <w:jc w:val="center"/>
+      </w:pPr>
+      <w:r>
+        <w:rPr>
+          <w:rFonts w:ascii="微软雅黑" w:hAnsi="微软雅黑" w:eastAsia="微软雅黑"/>
+          <w:b w:val="0"/>
+          <w:color w:val="4B5563"/>
+          <w:sz w:val="23"/>
+        </w:rPr>
+        <w:t>原文件归档。按文件接入的源（话单 CSV、文件落地）在写 raw 之前先把收到的原文件写入对象存储，对象键为 &lt;源标识&gt;/&lt;run_id&gt;/&lt;batch_seq&gt;，再提交数据库事务；事务回滚留下的孤儿对象无害，按 run_id 可查并清理。访问一律经 S3 API，程序内只用标准 S3 客户端（boto3），不用任何对象存储产品的私有接口——对象存储可切换是 DD-15 选型时的前提（DD-87）。开发期可暂缓归档，上线前必须就位，这是接入程序的必备步骤而非可选项。</w:t>
+      </w:r>
+    </w:p>
+    <w:p>
+      <w:pPr>
+        <w:spacing w:before="0" w:after="1000"/>
+        <w:jc w:val="center"/>
+      </w:pPr>
+      <w:r>
+        <w:rPr>
+          <w:rFonts w:ascii="微软雅黑" w:hAnsi="微软雅黑" w:eastAsia="微软雅黑"/>
+          <w:b w:val="0"/>
+          <w:color w:val="4B5563"/>
+          <w:sz w:val="23"/>
+        </w:rPr>
+        <w:t>去重与内容哈希。内容哈希按契约列序取全部源列的原值，以 JSON 数组序列化后取 SHA-256；比的是源端原文，不比解析后的值，解析规则改动不影响去重（DD-82）。取到的行先入临时表，再以一条 INSERT … SELECT … WHERE NOT EXISTS 写 raw，NOT EXISTS 以（幂等键, content_hash）判定，并排除待处理与已丢弃批次中的行。</w:t>
+      </w:r>
+    </w:p>
+    <w:p>
+      <w:pPr>
+        <w:spacing w:before="0" w:after="1000"/>
+        <w:jc w:val="center"/>
+      </w:pPr>
+      <w:r>
+        <w:rPr>
+          <w:rFonts w:ascii="微软雅黑" w:hAnsi="微软雅黑" w:eastAsia="微软雅黑"/>
+          <w:b w:val="0"/>
+          <w:color w:val="4B5563"/>
+          <w:sz w:val="23"/>
+        </w:rPr>
+        <w:t>契约与运行参数的读取（DD-88）。程序从 meta.source_contract 读契约（与部署版本一致，不直接读仓库 YAML），再叠加 meta.source_runtime_param 中的热调值；enabled 列即「启停」，也属热调项。契约由部署步骤同步进库（LD-08 7.2），同步只写 definition、contract_version、target_raw、connector，且只在文件版本号大于库内时写，永不触碰 enabled 与 runtime_param。</w:t>
+      </w:r>
+    </w:p>
+    <w:p>
+      <w:pPr>
+        <w:spacing w:before="0" w:after="1000"/>
+        <w:jc w:val="center"/>
+      </w:pPr>
+      <w:r>
+        <w:rPr>
+          <w:rFonts w:ascii="微软雅黑" w:hAnsi="微软雅黑" w:eastAsia="微软雅黑"/>
+          <w:b w:val="0"/>
+          <w:color w:val="4B5563"/>
+          <w:sz w:val="23"/>
+        </w:rPr>
+        <w:t>配置与凭据。契约中 host_ref: X 对应环境变量 OSS911_HOST_&lt;X&gt;，credential_ref: Y 对应 OSS911_CRED_&lt;Y&gt;_USER 与 _PASSWORD（均大写）。程序自读 /etc/oss911/ingest.env（数据库）与 /etc/oss911/icp.env（ICP 地址与服务工号），非秘密项放 /etc/oss911/ingest.conf（0644）。文件由剧本生成；生产的 ICP 服务工号口令由运维手工写入，剧本只断言其存在，不凭空生成。</w:t>
+      </w:r>
+    </w:p>
+    <w:p>
+      <w:pPr>
+        <w:spacing w:before="0" w:after="1000"/>
+        <w:jc w:val="center"/>
+      </w:pPr>
+      <w:r>
+        <w:rPr>
+          <w:rFonts w:ascii="微软雅黑" w:hAnsi="微软雅黑" w:eastAsia="微软雅黑"/>
+          <w:b w:val="0"/>
+          <w:color w:val="4B5563"/>
+          <w:sz w:val="23"/>
+        </w:rPr>
+        <w:t>咨询锁（DD-85）。会话级 pg_try_advisory_lock，键由 source_id 派生，取不到即以退出码 1 结束。两点必须写死：pgBouncer 对 oss911_etl 必须是 session 模式；持锁的连接就是整个运行期间使用的那一条连接，不得从池中更换，否则锁随会话归还而丢失。</w:t>
+      </w:r>
+    </w:p>
     <w:p>
       <w:pPr>
         <w:pStyle w:val="Heading1"/>

--- a/LD-01_数据接入详细设计.docx
+++ b/LD-01_数据接入详细设计.docx
@@ -553,7 +553,7 @@
           <w:color w:val="4B5563"/>
           <w:sz w:val="23"/>
         </w:rPr>
-        <w:t>运行结构与事务粒度（2026-10-18 补充，DD-87 · DD-88）。一次运行（run_id）把 [窗口起点 − 回看, 窗口终点] 按接口单次上限切成若干批（batch_seq，话单为 ≤ 24 小时一片），串行取数。事务以批为粒度：一批的写 raw、隔离登记、meta.ingest_batch 登记与水位推进在同一事务提交，失败只回滚本批；不以整个运行为一个事务——补 30 天数据在第 29 天失败时回滚全部，且事务挂数小时，都不可接受。meta.run_log 只在运行结束时写一行，outcome 取 success、partial（部分批次成功）或 failed，运行中途崩溃会留下有 run_id 而无 run_log 的批次，M-01 从 meta.ingest_batch 中列出这类孤儿批次。</w:t>
+        <w:t>运行结构与事务粒度（2026-10-18 补充，DD-87 · DD-88；同日评审更正外键与模式，见下）。一次运行（run_id）把 [窗口起点 − 回看, 窗口终点] 按接口单次上限切成若干批（batch_seq，话单为 ≤ 24 小时一片），串行取数。事务以批为粒度：一批的 meta.ingest_batch 登记、写 raw、隔离登记与水位推进在同一事务提交，失败只回滚本批；不以整个运行为一个事务——补 30 天数据在第 29 天失败时回滚全部，且事务挂数小时，都不可接受。meta.run_log 只在运行结束时写一行，outcome 取 success、partial（部分批次成功）或 failed；因此 meta.quarantine_batch 的外键不能再指向 run_log（0003 原设计，批次与运行同一事务时成立），0004 改为指向 meta.ingest_batch (run_id, batch_seq)，与批次同一事务提交，来源 source_id 亦从 ingest_batch 取。运行中途崩溃会留下有 run_id 而无 run_log 的批次，M-01 从 ingest_batch 列出这类孤儿批次。</w:t>
       </w:r>
     </w:p>
     <w:p>
@@ -568,7 +568,22 @@
           <w:color w:val="4B5563"/>
           <w:sz w:val="23"/>
         </w:rPr>
-        <w:t>批次登记 meta.ingest_batch。每批一行：run_id、batch_seq、source_id、窗口起止、行数、收到的原文件 sha256 与字节数、归档对象键、提交时间。这张表是 5.1 要求的校验和的存放处，是归档对象与 raw 行之间的链接，也是孤儿批次唯一能被看见的地方。</w:t>
+        <w:t>两种运行模式与水位（DD-89）。增量模式：窗口起点恒为当前水位减回看，按批前推，每批提交后水位推进到该批窗口终点，水位只前进；窗口由构造连续，不会跳过缺口。手工补数模式：带显式起止，批次标 mode = backfill，不动水位——补历史不得把水位调回去，补未来某段也不得越过中间缺口把水位推过去。两种模式写同一张 raw、同一套去重与隔离规则，只在 ingest_batch.mode 上可区分。</w:t>
+      </w:r>
+    </w:p>
+    <w:p>
+      <w:pPr>
+        <w:spacing w:before="0" w:after="1000"/>
+        <w:jc w:val="center"/>
+      </w:pPr>
+      <w:r>
+        <w:rPr>
+          <w:rFonts w:ascii="微软雅黑" w:hAnsi="微软雅黑" w:eastAsia="微软雅黑"/>
+          <w:b w:val="0"/>
+          <w:color w:val="4B5563"/>
+          <w:sz w:val="23"/>
+        </w:rPr>
+        <w:t>批次登记 meta.ingest_batch。每批一行：run_id、batch_seq、source_id、mode（incremental · backfill）、窗口起止、行数、收到的原文件 sha256 与字节数、归档对象键、contract_version、effective_params（本次运行解析出的热调项快照，jsonb，不含任何敏感项）、提交时间。这张表是 5.1 要求的校验和的存放处，是归档对象与 raw 行之间的链接，是隔离登记的外键父表，是「昨天那次运行用了什么配置」的直接答案，也是孤儿批次唯一能被看见的地方。</w:t>
       </w:r>
     </w:p>
     <w:p>
@@ -598,7 +613,7 @@
           <w:color w:val="4B5563"/>
           <w:sz w:val="23"/>
         </w:rPr>
-        <w:t>去重与内容哈希。内容哈希按契约列序取全部源列的原值，以 JSON 数组序列化后取 SHA-256；比的是源端原文，不比解析后的值，解析规则改动不影响去重（DD-82）。取到的行先入临时表，再以一条 INSERT … SELECT … WHERE NOT EXISTS 写 raw，NOT EXISTS 以（幂等键, content_hash）判定，并排除待处理与已丢弃批次中的行。</w:t>
+        <w:t>去重与内容哈希。内容哈希覆盖实际收到的完整字段名与原值——按收到的表头顺序把列名与值一起以 JSON 序列化后取 SHA-256——不是「契约已登记的列」：源端新增契约尚未登记的列时，新列同样进哈希。比的是源端原文，不比解析后的值，解析规则改动不影响去重（DD-82）。这与隔离规则相配：表头与契约不一致的批次整批隔离并照常进 raw（7.1），契约登记新列后重取同一窗口，哈希相同、去重命中，不会重复落地；结构异常到无法可靠解析的（列数不齐、引号不闭合），原文件归档、整批隔离。取到的行先入临时表，再以一条 INSERT … SELECT … WHERE NOT EXISTS 写 raw，NOT EXISTS 以（幂等键, content_hash）判定，并排除待处理与已丢弃批次中的行。</w:t>
       </w:r>
     </w:p>
     <w:p>
@@ -613,7 +628,7 @@
           <w:color w:val="4B5563"/>
           <w:sz w:val="23"/>
         </w:rPr>
-        <w:t>契约与运行参数的读取（DD-88）。程序从 meta.source_contract 读契约（与部署版本一致，不直接读仓库 YAML），再叠加 meta.source_runtime_param 中的热调值；enabled 列即「启停」，也属热调项。契约由部署步骤同步进库（LD-08 7.2），同步只写 definition、contract_version、target_raw、connector，且只在文件版本号大于库内时写，永不触碰 enabled 与 runtime_param。</w:t>
+        <w:t>契约与运行参数的读取（DD-88）。程序从 meta.source_contract 读契约（与部署版本一致，不直接读仓库 YAML），在运行开始时叠加 meta.source_runtime_param 中的热调值解析出一份有效配置，整个运行沿用，中途改参数不影响本次，并把热调项快照写入每批的 ingest_batch.effective_params。热调项有白名单，参数名、类型与取值范围写在 source_runtime_param 的 CHECK 约束里；启停只认 source_contract.enabled 一处，白名单中不出现启停；第一版轮询间隔是 Airflow DAG 的 schedule，属发布项、不可热调（LD-06 2.4）。契约由部署步骤同步进库（LD-08 7.2），分三种情况：同版本同内容不动；同版本不同内容部署失败，提示必须递增 contract_version（比对 YAML 规范化后的哈希）；文件版本低于库内默认拒绝。同步只写 definition、contract_version、target_raw、connector，永不触碰 enabled 与 runtime_param；新版本同步前按新白名单校验既有热调值，不兼容则部署失败并列出参数，由运维在 M-01 清理（留审计）后重跑——部署步骤不得悄悄改运行配置。</w:t>
       </w:r>
     </w:p>
     <w:p>

--- a/LD-01_数据接入详细设计.docx
+++ b/LD-01_数据接入详细设计.docx
@@ -666,7 +666,15 @@
         <w:pStyle w:val="Heading1"/>
       </w:pPr>
       <w:r>
-        <w:t>3  增量接入：DS CAD 展示库（IF-02）</w:t>
+        <w:t>3  增量接入：DS CAD 中间库（IF-02）</w:t>
+      </w:r>
+    </w:p>
+    <w:p>
+      <w:pPr>
+        <w:pStyle w:val="Heading1"/>
+      </w:pPr>
+      <w:r>
+        <w:t>【2026-10-19 更新，DD-90】接口点由「DS 自建的展示库」改为「由本方托管、DS 写入的中间库」：在本方 PostgreSQL 集群上单独建一个 database（cad_mirror），结构仍为 CAD 的 74 张表原样（Table Lists 的英文视图名与翻译列名，全部列不筛选），DDL 由 DS 定义与交付，DS 的同步程序按主键 UPSERT 写入，不 TRUNCATE、不整表重载。这与 DD-04 否掉的「由我方定义结构、DS 写入」不同：结构仍是源端原样，raw 层的「源端交来什么就记什么」不受影响，只是源库换了个地方。本章其余各节照旧适用，差别有三：一、连接器仍为 pg_read，读的是本地集群中的另一个 database；二、水位列不再依赖 DS 的 sjc——库在本方手里，每张表加一列 mirror_updated_at 由触发器在 INSERT 与 UPDATE 时写入，应用层怎么写 sjc 都不影响（Q10 答复称 sjc 存在改数据不更新的情形，由此解决）；三、中间库即交接点，中间库与 CAD 一致由 DS 负责，本方的对账（8.3）只能对到中间库，故要求 DS 定期提供 CAD 源端的按日计数。中间库规范见 queries/CAD_Mirror_Database_Specification.docx。</w:t>
       </w:r>
     </w:p>
     <w:p>
@@ -730,6 +738,14 @@
       </w:pPr>
       <w:r>
         <w:t>3.4  为什么基线是水位轮询而不是 CDC</w:t>
+      </w:r>
+    </w:p>
+    <w:p>
+      <w:pPr>
+        <w:pStyle w:val="Heading2"/>
+      </w:pPr>
+      <w:r>
+        <w:t>【2026-10-19 更新，DD-90】本节写于「展示库由 DS 自建」的前提下。改为本方托管中间库后，变更捕获不再需要 DS 提供任何东西：mirror_updated_at 触发器时间戳即可靠的行更新时刻，水位轮询据此取数；逻辑复制若将来需要，也在本方集群上自行开启。8.3 的滚动窗口校验由「必需项」降回「加固措施」。以下原文保留，作为决策过程的记录。</w:t>
       </w:r>
     </w:p>
     <w:p>

--- a/LD-01_数据接入详细设计.docx
+++ b/LD-01_数据接入详细设计.docx
@@ -613,7 +613,7 @@
           <w:color w:val="4B5563"/>
           <w:sz w:val="23"/>
         </w:rPr>
-        <w:t>去重与内容哈希。内容哈希覆盖实际收到的完整字段名与原值——按收到的表头顺序把列名与值一起以 JSON 序列化后取 SHA-256——不是「契约已登记的列」：源端新增契约尚未登记的列时，新列同样进哈希。比的是源端原文，不比解析后的值，解析规则改动不影响去重（DD-82）。这与隔离规则相配：表头与契约不一致的批次整批隔离并照常进 raw（7.1），契约登记新列后重取同一窗口，哈希相同、去重命中，不会重复落地；结构异常到无法可靠解析的（列数不齐、引号不闭合），原文件归档、整批隔离。取到的行先入临时表，再以一条 INSERT … SELECT … WHERE NOT EXISTS 写 raw，NOT EXISTS 以（幂等键, content_hash）判定，并排除待处理与已丢弃批次中的行。</w:t>
+        <w:t>去重与内容哈希。内容哈希覆盖实际收到的完整字段名与原值——按收到的表头顺序把列名与值一起以 JSON 序列化后取 SHA-256——不是「契约已登记的列」：源端新增契约尚未登记的列时，新列同样进哈希。比的是源端原文，不比解析后的值，解析规则改动不影响去重（DD-82）。这与隔离规则相配：表头与契约不一致的批次整批隔离并照常进 raw（7.1），契约登记新列后重取同一窗口：若原批次已放行，哈希相同、去重命中，不会重复落地；若原批次仍待处理或已丢弃，去重不计这两类批次中的行（DD-82 第二条），重取的行作为正常观测落地——隔离的数据不能挡住后续正常数据，这正是该条规则的目的；结构异常到无法可靠解析的（列数不齐、引号不闭合），原文件归档、整批隔离。取到的行先入临时表，再以一条 INSERT … SELECT … WHERE NOT EXISTS 写 raw，NOT EXISTS 以（幂等键, content_hash）判定，并排除待处理与已丢弃批次中的行。</w:t>
       </w:r>
     </w:p>
     <w:p>
@@ -674,7 +674,7 @@
         <w:pStyle w:val="Heading1"/>
       </w:pPr>
       <w:r>
-        <w:t>【2026-10-19 更新，DD-90】接口点由「DS 自建的展示库」改为「由本方托管、DS 写入的中间库」：在本方 PostgreSQL 集群上单独建一个 database（cad_mirror），结构仍为 CAD 的 74 张表原样（Table Lists 的英文视图名与翻译列名，全部列不筛选），DDL 由 DS 定义与交付，DS 的同步程序按主键 UPSERT 写入，不 TRUNCATE、不整表重载。这与 DD-04 否掉的「由我方定义结构、DS 写入」不同：结构仍是源端原样，raw 层的「源端交来什么就记什么」不受影响，只是源库换了个地方。本章其余各节照旧适用，差别有三：一、连接器仍为 pg_read，读的是本地集群中的另一个 database；二、水位列不再依赖 DS 的 sjc——库在本方手里，每张表加一列 mirror_updated_at 由触发器在 INSERT 与 UPDATE 时写入，应用层怎么写 sjc 都不影响（Q10 答复称 sjc 存在改数据不更新的情形，由此解决）；三、中间库即交接点，中间库与 CAD 一致由 DS 负责，本方的对账（8.3）只能对到中间库，故要求 DS 定期提供 CAD 源端的按日计数。中间库规范见 queries/CAD_Mirror_Database_Specification.docx。</w:t>
+        <w:t>【2026-10-19 更新，DD-90】接口点由「DS 自建的展示库」改为「由本方托管、DS 写入的中间库」：在本方 PostgreSQL 集群上单独建一个 database（cad_mirror），结构仍为 CAD 的 74 张表原样（Table Lists 的英文视图名与翻译列名，全部列不筛选），DDL 由 DS 定义与交付，DS 的同步程序按主键 UPSERT 写入，不 TRUNCATE、不整表重载。这与 DD-04 否掉的「由我方定义结构、DS 写入」不同：结构仍是源端原样，raw 层的「源端交来什么就记什么」不受影响，只是源库换了个地方。本章其余各节照旧适用，差别有三：一、连接器仍为 pg_read，读的是本地集群中的另一个 database；二、水位列不再依赖 DS 的 sjc——库在本方手里，每张表加一列 mirror_updated_at 由触发器以 clock_timestamp() 在 INSERT 与 UPDATE 时写入，应用层怎么写 sjc 都不影响（Q10 答复称 sjc 存在改数据不更新的情形）。但触发器时间戳不是提交时间——行上写着 10:00、事务 10:10 才提交，水位若已推过 10:05 便漏掉它；now() 还是事务开始时间，窗口更长。因此窗口上界不取「现在减安全边界」，而取最新一条心跳的 started_at：中间库规范要求 DS 的同步周期串行、心跳行在该周期全部数据事务提交之后才写，于是 mirror_updated_at 早于该时刻的行必然已提交，边界可证明而不靠猜事务时长。另在 cad_mirror_writer 角色上设 statement_timeout 与 idle_in_transaction_session_timeout 作防御。8.3 的滚动窗口校验维持必需项，待 LD-10 TC-ING-02「更新后延迟提交」通过后再议；三、中间库即交接点，中间库与 CAD 一致由 DS 负责，本方的对账（8.3）只能对到中间库，故要求 DS 定期提供 CAD 源端的按日计数。中间库规范见 queries/CAD_Mirror_Database_Specification.docx。</w:t>
       </w:r>
     </w:p>
     <w:p>
@@ -745,7 +745,7 @@
         <w:pStyle w:val="Heading2"/>
       </w:pPr>
       <w:r>
-        <w:t>【2026-10-19 更新，DD-90】本节写于「展示库由 DS 自建」的前提下。改为本方托管中间库后，变更捕获不再需要 DS 提供任何东西：mirror_updated_at 触发器时间戳即可靠的行更新时刻，水位轮询据此取数；逻辑复制若将来需要，也在本方集群上自行开启。8.3 的滚动窗口校验由「必需项」降回「加固措施」。以下原文保留，作为决策过程的记录。</w:t>
+        <w:t>【2026-10-19 更新，DD-90；同日评审更正】本节写于「展示库由 DS 自建」的前提下。改为本方托管中间库后，变更捕获不再需要 DS 提供任何东西：mirror_updated_at 触发器时间戳加心跳围栏即可靠的取数边界（见本章开头），逻辑复制若将来需要，也在本方集群上自行开启。触发器时间戳不是提交时间，故 8.3 的滚动窗口校验仍为必需项，不因加了触发器而降级。以下原文保留，作为决策过程的记录。</w:t>
       </w:r>
     </w:p>
     <w:p>

--- a/LD-01_数据接入详细设计.docx
+++ b/LD-01_数据接入详细设计.docx
@@ -628,7 +628,7 @@
           <w:color w:val="4B5563"/>
           <w:sz w:val="23"/>
         </w:rPr>
-        <w:t>契约与运行参数的读取（DD-88）。程序从 meta.source_contract 读契约（与部署版本一致，不直接读仓库 YAML），在运行开始时叠加 meta.source_runtime_param 中的热调值解析出一份有效配置，整个运行沿用，中途改参数不影响本次，并把热调项快照写入每批的 ingest_batch.effective_params。热调项有白名单，参数名、类型与取值范围写在 source_runtime_param 的 CHECK 约束里；启停只认 source_contract.enabled 一处，白名单中不出现启停；第一版轮询间隔是 Airflow DAG 的 schedule，属发布项、不可热调（LD-06 2.4）。契约由部署步骤同步进库（LD-08 7.2），分三种情况：同版本同内容不动；同版本不同内容部署失败，提示必须递增 contract_version（比对 YAML 规范化后的哈希）；文件版本低于库内默认拒绝。同步只写 definition、contract_version、target_raw、connector，永不触碰 enabled 与 runtime_param；新版本同步前按新白名单校验既有热调值，不兼容则部署失败并列出参数，由运维在 M-01 清理（留审计）后重跑——部署步骤不得悄悄改运行配置。</w:t>
+        <w:t>契约与运行参数的读取（DD-88）。程序从 meta.source_contract 读契约（与部署版本一致，不直接读仓库 YAML），在运行开始时叠加 meta.source_runtime_param 中的热调值解析出一份有效配置，整个运行沿用，中途改参数不影响本次，并把热调项快照写入每批的 ingest_batch.effective_params。热调项有白名单，参数名、类型与取值范围写在 source_runtime_param 的 CHECK 约束里；启停只认 source_contract.enabled 一处，白名单中不出现启停；第一版轮询间隔是 Airflow DAG 的 schedule，属发布项、不可热调（LD-06 2.4）。契约由部署步骤同步进库（LD-08 7.2），分三种情况：同版本同内容不动；同版本不同内容部署失败，提示必须递增 contract_version（比对 YAML 规范化后的哈希）；文件版本低于库内默认拒绝。同步只写 definition、contract_version、target_raw、connector，永不触碰 enabled 与 runtime_param；新版本同步前按新白名单校验既有热调值，不兼容则部署失败并列出参数，由运维在 M-01 清理（留审计）后重跑——部署步骤不得悄悄改运行配置。 【2026-10-19 评审补充】契约校验只有一套：规则在接入程序内（oss911-ingest validate-contract，可带现有热调值一起校验），部署步骤与 M-01 都调用它，不另写一份。校验至少含：endpoint、credential_ref、幂等键、列定义齐全；contract_version 为正整数；窗口与回看的类型与范围；幂等键引用的列存在于列定义；YAML 重复键直接拒绝（默认解析器静默取后一个）。热调值的规则：回看长度只能调大、不能小于契约默认值——缩短回看只会少数据、不报错，属口径变更，须改契约默认值走发布；数据库 CHECK 的 1–1440 只是类型护栏，这条规则由同一套校验在接入启动、M-01 写入、部署同步三处执行。契约同步事务以 pg_advisory_xact_lock 串行化，防止并发部署绕过「版本只前进」。</w:t>
       </w:r>
     </w:p>
     <w:p>

--- a/LD-01_数据接入详细设计.docx
+++ b/LD-01_数据接入详细设计.docx
@@ -628,7 +628,7 @@
           <w:color w:val="4B5563"/>
           <w:sz w:val="23"/>
         </w:rPr>
-        <w:t>契约与运行参数的读取（DD-88）。程序从 meta.source_contract 读契约（与部署版本一致，不直接读仓库 YAML），在运行开始时叠加 meta.source_runtime_param 中的热调值解析出一份有效配置，整个运行沿用，中途改参数不影响本次，并把热调项快照写入每批的 ingest_batch.effective_params。热调项有白名单，参数名、类型与取值范围写在 source_runtime_param 的 CHECK 约束里；启停只认 source_contract.enabled 一处，白名单中不出现启停；第一版轮询间隔是 Airflow DAG 的 schedule，属发布项、不可热调（LD-06 2.4）。契约由部署步骤同步进库（LD-08 7.2），分三种情况：同版本同内容不动；同版本不同内容部署失败，提示必须递增 contract_version（比对 YAML 规范化后的哈希）；文件版本低于库内默认拒绝。同步只写 definition、contract_version、target_raw、connector，永不触碰 enabled 与 runtime_param；新版本同步前按新白名单校验既有热调值，不兼容则部署失败并列出参数，由运维在 M-01 清理（留审计）后重跑——部署步骤不得悄悄改运行配置。 【2026-10-19 评审补充】契约校验只有一套：规则在接入程序内（oss911-ingest validate-contract，可带现有热调值一起校验），部署步骤与 M-01 都调用它，不另写一份。校验至少含：endpoint、credential_ref、幂等键、列定义齐全；contract_version 为正整数；窗口与回看的类型与范围；幂等键引用的列存在于列定义；YAML 重复键直接拒绝（默认解析器静默取后一个）。热调值的规则：回看长度只能调大、不能小于契约默认值——缩短回看只会少数据、不报错，属口径变更，须改契约默认值走发布；数据库 CHECK 的 1–1440 只是类型护栏，这条规则由同一套校验在接入启动、M-01 写入、部署同步三处执行。契约同步事务以 pg_advisory_xact_lock 串行化，防止并发部署绕过「版本只前进」。</w:t>
+        <w:t>契约与运行参数的读取（DD-88）。程序从 meta.source_contract 读契约（与部署版本一致，不直接读仓库 YAML），在运行开始时叠加 meta.source_runtime_param 中的热调值解析出一份有效配置，整个运行沿用，中途改参数不影响本次，并把热调项快照写入每批的 ingest_batch.effective_params。热调项有白名单，参数名、类型与取值范围写在 source_runtime_param 的 CHECK 约束里；启停只认 source_contract.enabled 一处，白名单中不出现启停；第一版轮询间隔是 Airflow DAG 的 schedule，属发布项、不可热调（LD-06 2.4）。契约由部署步骤同步进库（LD-08 7.2），分三种情况：同版本同内容不动；同版本不同内容部署失败，提示必须递增 contract_version（比对 YAML 规范化后的哈希）；文件版本低于库内默认拒绝。同步只写 definition、contract_version、target_raw、connector，永不触碰 enabled 与 runtime_param；新版本同步前按新白名单校验既有热调值，不兼容则部署失败并列出参数，由运维在 M-01 清理（留审计）后重跑——部署步骤不得悄悄改运行配置。 【2026-10-19 评审补充】契约校验只有一套：规则在接入程序内（oss911-ingest validate-contract，可带现有热调值一起校验），部署步骤与 M-01 都调用它，不另写一份。校验至少含：endpoint、credential_ref、幂等键、列定义齐全；contract_version 为正整数；窗口与回看的类型与范围；幂等键引用的列存在于列定义；YAML 重复键直接拒绝（默认解析器静默取后一个）。热调值的规则：回看长度只能调大、不能小于契约默认值——缩短回看只会少数据、不报错，属口径变更，须改契约默认值走发布；数据库 CHECK 的 1–1440 只是类型护栏，这条规则由同一套校验在接入启动、M-01 写入、部署同步三处执行。契约同步事务以 pg_advisory_xact_lock 串行化，防止并发部署绕过「版本只前进」。 【2026-10-21 评审补充】三处并发约定：一、部署同步对该源的 meta.source_contract 行先 SELECT … FOR UPDATE，拿到锁后再读覆盖值做兼容校验，持有到提交；二、M-01 写 meta.source_runtime_param 前对同一契约行 FOR SHARE——部署与热调互斥，热调之间不互斥；三、接入程序启动时契约、版本、enabled 与覆盖值从同一数据库快照读出（一条查询或一个 REPEATABLE READ 事务），读完即固定为本次配置，下载期间不持锁。校验分两层：通用层（版本、键引用列存在、重复键）与按连接器和源类型的必填层；必填项缺失（如 ICP 话单的 endpoint.path、window.lookback_minutes、enums.call_type.values）是配置错误，启动时以退出码 2 结束，不得进入数据路径被当作数据质量问题处理。</w:t>
       </w:r>
     </w:p>
     <w:p>

--- a/LD-01_数据接入详细设计.docx
+++ b/LD-01_数据接入详细设计.docx
@@ -178,7 +178,7 @@
     <w:p>
       <w:pPr/>
       <w:r>
-        <w:t>契约文件放在代码库的 contracts/ 目录，那里是权威；meta.source_contract 是部署时同步的只读副本（HLD 9.2）。改契约走发布流程：改文件、递增 contract_version、随发布制品导入。库里改不了，M-01 界面上也只能看。</w:t>
+        <w:t>契约文件放在代码库的 contracts/ 目录，那里是权威；meta.source_contract 是部署时同步的只读副本（HLD 9.2）。改契约走发布流程：改文件、递增 contract_version、随发布制品导入。库里改不了，M-01 界面上也只能看。 【2026-10-24 补充】契约只有一个运行期读取点：数据库。Airflow 的 DAG 不读契约 YAML，只读部署步骤在数据库同步提交之后、作为最后一步原子写出的发布清单（每源的 source_id、schedule、pool、contract_version；写临时文件再 rename）。发布失败时清单不会被写，于是「数据库里是什么」与「DAG 调度什么」由同一次成功提交决定；若 DAG 直接读文件，无论目录覆盖顺序如何安排，总有一个窗口两边不一致，且发布失败后行为已变。候选目录中先做契约校验与 DagBag 解析验证，再同步数据库，再写清单。</w:t>
       </w:r>
     </w:p>
     <w:p/>
@@ -628,7 +628,7 @@
           <w:color w:val="4B5563"/>
           <w:sz w:val="23"/>
         </w:rPr>
-        <w:t>契约与运行参数的读取（DD-88）。程序从 meta.source_contract 读契约（与部署版本一致，不直接读仓库 YAML），在运行开始时叠加 meta.source_runtime_param 中的热调值解析出一份有效配置，整个运行沿用，中途改参数不影响本次，并把热调项快照写入每批的 ingest_batch.effective_params。热调项有白名单，参数名、类型与取值范围写在 source_runtime_param 的 CHECK 约束里；启停只认 source_contract.enabled 一处，白名单中不出现启停；第一版轮询间隔是 Airflow DAG 的 schedule，属发布项、不可热调（LD-06 2.4）。契约由部署步骤同步进库（LD-08 7.2），分三种情况：同版本同内容不动；同版本不同内容部署失败，提示必须递增 contract_version（比对 YAML 规范化后的哈希）；文件版本低于库内默认拒绝。同步只写 definition、contract_version、target_raw、connector，永不触碰 enabled 与 runtime_param；新版本同步前按新白名单校验既有热调值，不兼容则部署失败并列出参数，由运维在 M-01 清理（留审计）后重跑——部署步骤不得悄悄改运行配置。 【2026-10-19 评审补充】契约校验只有一套：规则在接入程序内（oss911-ingest validate-contract，可带现有热调值一起校验），部署步骤与 M-01 都调用它，不另写一份。校验至少含：endpoint、credential_ref、幂等键、列定义齐全；contract_version 为正整数；窗口与回看的类型与范围；幂等键引用的列存在于列定义；YAML 重复键直接拒绝（默认解析器静默取后一个）。热调值的规则：回看长度只能调大、不能小于契约默认值——缩短回看只会少数据、不报错，属口径变更，须改契约默认值走发布；数据库 CHECK 的 1–1440 只是类型护栏，这条规则由同一套校验在接入启动、M-01 写入、部署同步三处执行。契约同步事务以 pg_advisory_xact_lock 串行化，防止并发部署绕过「版本只前进」。 【2026-10-21 评审补充】三处并发约定：一、部署同步对该源的 meta.source_contract 行先 SELECT … FOR UPDATE，拿到锁后再读覆盖值做兼容校验，持有到提交；二、M-01 写 meta.source_runtime_param 前对同一契约行 FOR SHARE——部署与热调互斥，热调之间不互斥；三、接入程序启动时契约、版本、enabled 与覆盖值从同一数据库快照读出（一条查询或一个 REPEATABLE READ 事务），读完即固定为本次配置，下载期间不持锁。校验分两层：通用层（版本、键引用列存在、重复键）与按连接器和源类型的必填层；必填项缺失（如 ICP 话单的 endpoint.path、window.lookback_minutes、enums.call_type.values）是配置错误，启动时以退出码 2 结束，不得进入数据路径被当作数据质量问题处理。</w:t>
+        <w:t>契约与运行参数的读取（DD-88）。程序从 meta.source_contract 读契约（与部署版本一致，不直接读仓库 YAML），在运行开始时叠加 meta.source_runtime_param 中的热调值解析出一份有效配置，整个运行沿用，中途改参数不影响本次，并把热调项快照写入每批的 ingest_batch.effective_params。热调项有白名单，参数名、类型与取值范围写在 source_runtime_param 的 CHECK 约束里；启停只认 source_contract.enabled 一处，白名单中不出现启停；第一版轮询间隔是 Airflow DAG 的 schedule，属发布项、不可热调（LD-06 2.4）。契约由部署步骤同步进库（LD-08 7.2），分三种情况：同版本同内容不动；同版本不同内容部署失败，提示必须递增 contract_version（比对 YAML 规范化后的哈希）；文件版本低于库内默认拒绝。同步只写 definition、contract_version、target_raw、connector，永不触碰 enabled 与 runtime_param；新版本同步前按新白名单校验既有热调值，不兼容则部署失败并列出参数，由运维在 M-01 清理（留审计）后重跑——部署步骤不得悄悄改运行配置。 【2026-10-19 评审补充】契约校验只有一套：规则在接入程序内（oss911-ingest validate-contract，可带现有热调值一起校验），部署步骤与 M-01 都调用它，不另写一份。校验至少含：endpoint、credential_ref、幂等键、列定义齐全；contract_version 为正整数；窗口与回看的类型与范围；幂等键引用的列存在于列定义；YAML 重复键直接拒绝（默认解析器静默取后一个）。热调值的规则：回看长度只能调大、不能小于契约默认值——缩短回看只会少数据、不报错，属口径变更，须改契约默认值走发布；数据库 CHECK 的 1–1440 只是类型护栏，这条规则由同一套校验在接入启动、M-01 写入、部署同步三处执行。契约同步事务以 pg_advisory_xact_lock 串行化，防止并发部署绕过「版本只前进」。 【2026-10-21 评审补充】三处并发约定：一、部署同步对该源的 meta.source_contract 行先 SELECT … FOR UPDATE，拿到锁后再读覆盖值做兼容校验，持有到提交；二、M-01 写 meta.source_runtime_param 前对同一契约行 FOR SHARE——部署与热调互斥，热调之间不互斥；三、接入程序启动时契约、版本、enabled 与覆盖值从同一数据库快照读出（一条查询或一个 REPEATABLE READ 事务），读完即固定为本次配置，下载期间不持锁。校验分两层：通用层（版本、键引用列存在、重复键）与按连接器和源类型的必填层；必填项缺失（如 ICP 话单的 endpoint.path、window.lookback_minutes、enums.call_type.values）是配置错误，启动时以退出码 2 结束，不得进入数据路径被当作数据质量问题处理。 【2026-10-24 补充】增量模式在该源没有水位时拒绝运行（退出码 2）；首个水位由人工 backfill 或显式初始化建立，不由「开启 DAG」隐式决定。任务超时（首版 30 分钟）杀掉的只是当前批：事务按批提交，下次运行从已提交批次之后继续，长缺口追数每次都有净进展；接入程序收到 SIGTERM 须回滚当前批并正常退出，咨询锁随会话释放。window.schedule 对有调度的源是必填项，校验器查 cron 语法。</w:t>
       </w:r>
     </w:p>
     <w:p>

--- a/LD-01_数据接入详细设计.docx
+++ b/LD-01_数据接入详细设计.docx
@@ -178,7 +178,7 @@
     <w:p>
       <w:pPr/>
       <w:r>
-        <w:t>契约文件放在代码库的 contracts/ 目录，那里是权威；meta.source_contract 是部署时同步的只读副本（HLD 9.2）。改契约走发布流程：改文件、递增 contract_version、随发布制品导入。库里改不了，M-01 界面上也只能看。 【2026-10-24 补充】契约只有一个运行期读取点：数据库。Airflow 的 DAG 不读契约 YAML，只读部署步骤在数据库同步提交之后、作为最后一步原子写出的发布清单（每源的 source_id、schedule、pool、contract_version；写临时文件再 rename）。发布失败时清单不会被写，于是「数据库里是什么」与「DAG 调度什么」由同一次成功提交决定；若 DAG 直接读文件，无论目录覆盖顺序如何安排，总有一个窗口两边不一致，且发布失败后行为已变。候选目录中先做契约校验与 DagBag 解析验证，再同步数据库，再写清单。</w:t>
+        <w:t>契约文件放在代码库的 contracts/ 目录，那里是权威；meta.source_contract 是部署时同步的只读副本（HLD 9.2）。改契约走发布流程：改文件、递增 contract_version、随发布制品导入。库里改不了，M-01 界面上也只能看。 【2026-10-24 补充】契约只有一个运行期读取点：数据库。Airflow 的 DAG 不读契约 YAML，只读部署步骤在数据库同步提交之后、作为最后一步原子写出的发布清单（每源的 source_id、schedule、pool、contract_version；写临时文件再 rename）。校验或同步失败时清单不会被写；数据库提交与写清单是两个操作、不是一个原子操作——提交后写清单失败属「发布未完成」，剧本报错，重跑即使全部契约判定为未变化也必须重新生成并分发清单，两个 ETL 节点的清单都更新并验证通过才算发布完成，部署锁的持有范围覆盖到清单分发结束，防止较早的部署最后写入旧清单（2026-10-24 评审更正）；若 DAG 直接读文件，无论目录覆盖顺序如何安排，总有一个窗口两边不一致，且发布失败后行为已变。候选目录中先做契约校验与 DagBag 解析验证，再同步数据库，再写清单。 清单的生成依据是数据库中仍受管理的全部源（含 enabled = false 的），不是本次 release.yml：从清单删去一份契约不删库内副本，它的 DAG 也必须保留。pool 映射因此在仓库中单独维护为 contracts/pools.yml，覆盖全部受管源；库内有源而映射缺失，发布失败。</w:t>
       </w:r>
     </w:p>
     <w:p/>
@@ -628,7 +628,7 @@
           <w:color w:val="4B5563"/>
           <w:sz w:val="23"/>
         </w:rPr>
-        <w:t>契约与运行参数的读取（DD-88）。程序从 meta.source_contract 读契约（与部署版本一致，不直接读仓库 YAML），在运行开始时叠加 meta.source_runtime_param 中的热调值解析出一份有效配置，整个运行沿用，中途改参数不影响本次，并把热调项快照写入每批的 ingest_batch.effective_params。热调项有白名单，参数名、类型与取值范围写在 source_runtime_param 的 CHECK 约束里；启停只认 source_contract.enabled 一处，白名单中不出现启停；第一版轮询间隔是 Airflow DAG 的 schedule，属发布项、不可热调（LD-06 2.4）。契约由部署步骤同步进库（LD-08 7.2），分三种情况：同版本同内容不动；同版本不同内容部署失败，提示必须递增 contract_version（比对 YAML 规范化后的哈希）；文件版本低于库内默认拒绝。同步只写 definition、contract_version、target_raw、connector，永不触碰 enabled 与 runtime_param；新版本同步前按新白名单校验既有热调值，不兼容则部署失败并列出参数，由运维在 M-01 清理（留审计）后重跑——部署步骤不得悄悄改运行配置。 【2026-10-19 评审补充】契约校验只有一套：规则在接入程序内（oss911-ingest validate-contract，可带现有热调值一起校验），部署步骤与 M-01 都调用它，不另写一份。校验至少含：endpoint、credential_ref、幂等键、列定义齐全；contract_version 为正整数；窗口与回看的类型与范围；幂等键引用的列存在于列定义；YAML 重复键直接拒绝（默认解析器静默取后一个）。热调值的规则：回看长度只能调大、不能小于契约默认值——缩短回看只会少数据、不报错，属口径变更，须改契约默认值走发布；数据库 CHECK 的 1–1440 只是类型护栏，这条规则由同一套校验在接入启动、M-01 写入、部署同步三处执行。契约同步事务以 pg_advisory_xact_lock 串行化，防止并发部署绕过「版本只前进」。 【2026-10-21 评审补充】三处并发约定：一、部署同步对该源的 meta.source_contract 行先 SELECT … FOR UPDATE，拿到锁后再读覆盖值做兼容校验，持有到提交；二、M-01 写 meta.source_runtime_param 前对同一契约行 FOR SHARE——部署与热调互斥，热调之间不互斥；三、接入程序启动时契约、版本、enabled 与覆盖值从同一数据库快照读出（一条查询或一个 REPEATABLE READ 事务），读完即固定为本次配置，下载期间不持锁。校验分两层：通用层（版本、键引用列存在、重复键）与按连接器和源类型的必填层；必填项缺失（如 ICP 话单的 endpoint.path、window.lookback_minutes、enums.call_type.values）是配置错误，启动时以退出码 2 结束，不得进入数据路径被当作数据质量问题处理。 【2026-10-24 补充】增量模式在该源没有水位时拒绝运行（退出码 2）；首个水位由人工 backfill 或显式初始化建立，不由「开启 DAG」隐式决定。任务超时（首版 30 分钟）杀掉的只是当前批：事务按批提交，下次运行从已提交批次之后继续，长缺口追数每次都有净进展；接入程序收到 SIGTERM 须回滚当前批并正常退出，咨询锁随会话释放。window.schedule 对有调度的源是必填项，校验器查 cron 语法。</w:t>
+        <w:t>契约与运行参数的读取（DD-88）。程序从 meta.source_contract 读契约（与部署版本一致，不直接读仓库 YAML），在运行开始时叠加 meta.source_runtime_param 中的热调值解析出一份有效配置，整个运行沿用，中途改参数不影响本次，并把热调项快照写入每批的 ingest_batch.effective_params。热调项有白名单，参数名、类型与取值范围写在 source_runtime_param 的 CHECK 约束里；启停只认 source_contract.enabled 一处，白名单中不出现启停；第一版轮询间隔是 Airflow DAG 的 schedule，属发布项、不可热调（LD-06 2.4）。契约由部署步骤同步进库（LD-08 7.2），分三种情况：同版本同内容不动；同版本不同内容部署失败，提示必须递增 contract_version（比对 YAML 规范化后的哈希）；文件版本低于库内默认拒绝。同步只写 definition、contract_version、target_raw、connector，永不触碰 enabled 与 runtime_param；新版本同步前按新白名单校验既有热调值，不兼容则部署失败并列出参数，由运维在 M-01 清理（留审计）后重跑——部署步骤不得悄悄改运行配置。 【2026-10-19 评审补充】契约校验只有一套：规则在接入程序内（oss911-ingest validate-contract，可带现有热调值一起校验），部署步骤与 M-01 都调用它，不另写一份。校验至少含：endpoint、credential_ref、幂等键、列定义齐全；contract_version 为正整数；窗口与回看的类型与范围；幂等键引用的列存在于列定义；YAML 重复键直接拒绝（默认解析器静默取后一个）。热调值的规则：回看长度只能调大、不能小于契约默认值——缩短回看只会少数据、不报错，属口径变更，须改契约默认值走发布；数据库 CHECK 的 1–1440 只是类型护栏，这条规则由同一套校验在接入启动、M-01 写入、部署同步三处执行。契约同步事务以 pg_advisory_xact_lock 串行化，防止并发部署绕过「版本只前进」。 【2026-10-21 评审补充】三处并发约定：一、部署同步对该源的 meta.source_contract 行先 SELECT … FOR UPDATE，拿到锁后再读覆盖值做兼容校验，持有到提交；二、M-01 写 meta.source_runtime_param 前对同一契约行 FOR SHARE——部署与热调互斥，热调之间不互斥；三、接入程序启动时契约、版本、enabled 与覆盖值从同一数据库快照读出（一条查询或一个 REPEATABLE READ 事务），读完即固定为本次配置，下载期间不持锁。校验分两层：通用层（版本、键引用列存在、重复键）与按连接器和源类型的必填层；必填项缺失（如 ICP 话单的 endpoint.path、window.lookback_minutes、enums.call_type.values）是配置错误，启动时以退出码 2 结束，不得进入数据路径被当作数据质量问题处理。 【2026-10-24 补充】增量模式在该源没有水位时拒绝运行（退出码 2）；首个水位由人工执行一次增量命令并显式给出 --start-at 建立（首批成功提交后水位即存在），不由「开启 DAG」隐式决定；backfill 不建立也不推进水位（DD-89），不能用它初始化。任务超时（首版 30 分钟）杀掉的只是当前批：事务按批提交，下次运行从已提交批次之后继续，长缺口追数每次都有净进展；接入程序收到 SIGTERM 须回滚当前批并正常退出，咨询锁随会话释放。window.schedule 对有调度的源是必填项，校验器查 cron 语法。</w:t>
       </w:r>
     </w:p>
     <w:p>

--- a/LD-01_数据接入详细设计.docx
+++ b/LD-01_数据接入详细设计.docx
@@ -568,7 +568,7 @@
           <w:color w:val="4B5563"/>
           <w:sz w:val="23"/>
         </w:rPr>
-        <w:t>两种运行模式与水位（DD-89）。增量模式：窗口起点恒为当前水位减回看，按批前推，每批提交后水位推进到该批窗口终点，水位只前进；窗口由构造连续，不会跳过缺口。手工补数模式：带显式起止，批次标 mode = backfill，不动水位——补历史不得把水位调回去，补未来某段也不得越过中间缺口把水位推过去。两种模式写同一张 raw、同一套去重与隔离规则，只在 ingest_batch.mode 上可区分。</w:t>
+        <w:t>两种运行模式与水位（DD-89）。增量模式：窗口起点恒为当前水位减回看，按批前推，每批提交后水位推进到该批窗口终点，水位只前进；窗口由构造连续，不会跳过缺口。手工补数模式：带显式起止，批次标 mode = backfill，不动水位——补历史不得把水位调回去，补未来某段也不得越过中间缺口把水位推过去。两种模式写同一张 raw、同一套去重与隔离规则，只在 ingest_batch.mode 上可区分。 第三种模式 resweep（每日回扫）：窗口由 DAG 以逻辑日期（data_interval）显式传入，不由程序按执行当天计算——延迟到次日执行或跨日重试都必须扫原定的那一天；回扫 DAG 开 catchup = true 并限 max_active_runs = 1，停机漏掉的日期按逻辑日期逐个补跑；增量 DAG 维持 catchup = false，两者相反是有意的。回扫不动水位。回扫结束统计「至今无末腿的 CALLID 数」分两个口径：已收到末腿（不论批次状态）与已有可用末腿（排除 pending 与 discarded 批次），判断收尾是否完成用后者。</w:t>
       </w:r>
     </w:p>
     <w:p>

--- a/LD-01_数据接入详细设计.docx
+++ b/LD-01_数据接入详细设计.docx
@@ -674,7 +674,7 @@
         <w:pStyle w:val="Heading1"/>
       </w:pPr>
       <w:r>
-        <w:t>【2026-10-19 更新，DD-90】接口点由「DS 自建的展示库」改为「由本方托管、DS 写入的中间库」：在本方 PostgreSQL 集群上单独建一个 database（cad_mirror），结构仍为 CAD 的 74 张表原样（Table Lists 的英文视图名与翻译列名，全部列不筛选），DDL 由 DS 定义与交付，DS 的同步程序按主键 UPSERT 写入，不 TRUNCATE、不整表重载。这与 DD-04 否掉的「由我方定义结构、DS 写入」不同：结构仍是源端原样，raw 层的「源端交来什么就记什么」不受影响，只是源库换了个地方。本章其余各节照旧适用，差别有三：一、连接器仍为 pg_read，读的是本地集群中的另一个 database；二、水位列不再依赖 DS 的 sjc——库在本方手里，每张表加一列 mirror_updated_at 由触发器以 clock_timestamp() 在 INSERT 与 UPDATE 时写入，应用层怎么写 sjc 都不影响（Q10 答复称 sjc 存在改数据不更新的情形）。但触发器时间戳不是提交时间——行上写着 10:00、事务 10:10 才提交，水位若已推过 10:05 便漏掉它；now() 还是事务开始时间，窗口更长。因此窗口上界不取「现在减安全边界」，而取最新一条心跳的 started_at：中间库规范要求 DS 的同步周期串行、心跳行在该周期全部数据事务提交之后才写，于是 mirror_updated_at 早于该时刻的行必然已提交，边界可证明而不靠猜事务时长。另在 cad_mirror_writer 角色上设 statement_timeout 与 idle_in_transaction_session_timeout 作防御。8.3 的滚动窗口校验维持必需项，待 LD-10 TC-ING-02「更新后延迟提交」通过后再议；三、中间库即交接点，中间库与 CAD 一致由 DS 负责，本方的对账（8.3）只能对到中间库，故要求 DS 定期提供 CAD 源端的按日计数。中间库规范见 queries/CAD_Mirror_Database_Specification.docx。</w:t>
+        <w:t>【2026-10-19 更新，DD-90】接口点由「DS 自建的展示库」改为「由本方托管、DS 写入的中间库」：在本方 PostgreSQL 集群上单独建一个 database（cad_mirror），结构仍为 CAD 的 74 张表原样（Table Lists 的英文视图名与翻译列名，全部列不筛选），DDL 由 DS 定义与交付，DS 的同步程序按主键 UPSERT 写入，不 TRUNCATE、不整表重载。这与 DD-04 否掉的「由我方定义结构、DS 写入」不同：结构仍是源端原样，raw 层的「源端交来什么就记什么」不受影响，只是源库换了个地方。本章其余各节照旧适用，差别有三：一、连接器仍为 pg_read，读的是本地集群中的另一个 database；二、水位列不再依赖 DS 的 sjc——库在本方手里，每张表加一列 mirror_updated_at 由触发器以 clock_timestamp() 在 INSERT 与 UPDATE 时写入，应用层怎么写 sjc 都不影响（Q10 答复称 sjc 存在改数据不更新的情形）。但触发器时间戳不是提交时间——行上写着 10:00、事务 10:10 才提交，水位若已推过 10:05 便漏掉它；now() 还是事务开始时间，窗口更长。因此窗口上界不取「现在减安全边界」，而取最新一条心跳的 started_at：中间库规范要求 DS 的同步周期串行、心跳行在该周期全部数据事务提交之后才写，于是 mirror_updated_at 早于该时刻的行必然已提交，边界可证明而不靠猜事务时长。另在 cad_mirror_writer 角色上设 statement_timeout 与 idle_in_transaction_session_timeout 作防御。8.3 的滚动窗口校验维持必需项，待 LD-10 TC-DISC-21「更新后延迟提交」通过后再议；三、中间库即交接点，中间库与 CAD 一致由 DS 负责，本方的对账（8.3）只能对到中间库，故要求 DS 定期提供 CAD 源端的按日计数。中间库规范见 queries/CAD_Mirror_Database_Specification.docx。</w:t>
       </w:r>
     </w:p>
     <w:p>

--- a/LD-01_数据接入详细设计.docx
+++ b/LD-01_数据接入详细设计.docx
@@ -1444,7 +1444,7 @@
     <w:p>
       <w:pPr/>
       <w:r>
-        <w:t>synwas 一组提供 VDN、坐席、坐席组、技能、技能组、被叫配置、休息原因与业务类型，是本方话务侧参照数据的来源（第 9 章）。另有 GET /synwas/versions 返回配置信息的当前版本号。</w:t>
+        <w:t>synwas 一组提供 VDN、坐席、坐席组、技能、技能组、被叫配置、休息原因与业务类型，是本方话务侧参照数据的来源（第 9 章）。另有 GET /cmsgateway/resource/synwas/versions 返回配置信息的当前版本号。</w:t>
       </w:r>
     </w:p>
     <w:p>
@@ -1457,6 +1457,12 @@
       <w:pPr/>
       <w:r>
         <w:t>config_version 同时是写入 core 的版本依据（DD-82）。每次全量拉取是一份快照：版本号更大则应用，快照中不再出现的坐席、队列等置为非当前而不删行；相同则不动；更小则不应用、不静默丢弃，进待澄清队列并告警——版本倒退可能是平台回滚了配置，也可能读到了滞后的节点，须由人判断。联调时须核实 config_version 是否单调递增、平台重启或升级后是否归零：若会归零，「更小即异常」将把正常更新挡在外面，规则须随之调整。</w:t>
+      </w:r>
+    </w:p>
+    <w:p>
+      <w:pPr/>
+      <w:r>
+        <w:t>【2026-10-27 补充，DD-94——按接口文档逐页核对后的更正】一、版本号不按数据集：versions 返回一个 CTI 级版本与每个 VDN 一个版本（附 startTime / endTime / status），VDN 版本一次覆盖该 VDN 的七个数据集；vdns 数据集用 CTI 版本，其余用该 VDN 的版本，水位按 (ccId, vdnId) 各记一个，只在 status = 2（成功）时取数。二、GET 读的是网关上次同步的副本，不是实时读 WAS；本方不调用 syncti / synvdn（写动作，会连带删除），网关是否自动同步待问（ICP 问题单 Q33）；versions 的 endTime 超过 N 天（首版 7，可热调）未变即告警。三、同步来的参照数据经 raw（raw.icp_reference：dataset、源自然键、payload 原样、vdn_version 加接入元数据，八个数据集不展开成宽表）；版本变了就整份快照写入，每个数据集一个批次，core 以最新快照里有没有判断「消失即置非当前」；同一版本重取不再写。四、所有 GET 均为全量、无分页、无版本参数，与「版本变了才拉全量」相符。</w:t>
       </w:r>
     </w:p>
     <w:p>
@@ -2504,6 +2510,12 @@
       <w:pPr/>
       <w:r>
         <w:t>M-10 的全部维护动作逐字段写入 audit.reference_data_change_log：目标表、业务键、字段名、旧值、新值、操作人、时间、原因。参照数据不经 raw 层，没有 run_log 血缘，此表是唯一的追溯来源。改错一行班次窗口就能改变一批报表数字，而这个动作本身不留痕的话，事后无从查起。</w:t>
+      </w:r>
+    </w:p>
+    <w:p>
+      <w:pPr/>
+      <w:r>
+        <w:t>【2026-10-27 更正】本节「参照数据不经 raw 层」指 M-10 人工维护的参照数据（译名、班次窗口、业务角色）；ICP 同步来的配置数据（坐席、技能队列等）按契约 if03d 经 raw.icp_reference（4.6）。audit.reference_data_change_log 的表注释同此收窄。</w:t>
       </w:r>
     </w:p>
     <w:p>
